--- a/PS07/docs/PS07_Report.docx
+++ b/PS07/docs/PS07_Report.docx
@@ -12,7 +12,7 @@
           <w:noProof/>
         </w:rPr>
         <w:drawing>
-          <wp:inline distT="0" distB="0" distL="0" distR="0" wp14:anchorId="784FC7EC" wp14:editId="27B5AE42">
+          <wp:inline distT="0" distB="0" distL="0" distR="0" wp14:anchorId="277014CB" wp14:editId="11DA8937">
             <wp:extent cx="1143000" cy="1143000"/>
             <wp:effectExtent l="0" t="0" r="0" b="0"/>
             <wp:docPr id="1" name="Picture 1"/>
@@ -320,7 +320,7 @@
     <w:sdt>
       <w:sdtPr>
         <w:alias w:val="สารบัญ"/>
-        <w:id w:val="-1991239187"/>
+        <w:id w:val="-1533338169"/>
       </w:sdtPr>
       <w:sdtEndPr>
         <w:rPr>
@@ -353,7 +353,7 @@
           <w:r>
             <w:fldChar w:fldCharType="separate"/>
           </w:r>
-          <w:hyperlink w:anchor="_Toc241372916" w:history="1">
+          <w:hyperlink w:anchor="_Toc241373735" w:history="1">
             <w:r>
               <w:rPr>
                 <w:rStyle w:val="Hyperlink"/>
@@ -473,7 +473,7 @@
               <w:rPr>
                 <w:noProof/>
               </w:rPr>
-              <w:instrText xml:space="preserve"> PAGEREF _Toc241372916 \h </w:instrText>
+              <w:instrText xml:space="preserve"> PAGEREF _Toc241373735 \h </w:instrText>
             </w:r>
             <w:r>
               <w:rPr>
@@ -515,7 +515,7 @@
               <w14:ligatures w14:val="standardContextual"/>
             </w:rPr>
           </w:pPr>
-          <w:hyperlink w:anchor="_Toc241372917" w:history="1">
+          <w:hyperlink w:anchor="_Toc241373736" w:history="1">
             <w:r>
               <w:rPr>
                 <w:rStyle w:val="Hyperlink"/>
@@ -587,7 +587,7 @@
               <w:rPr>
                 <w:noProof/>
               </w:rPr>
-              <w:instrText xml:space="preserve"> PAGEREF _Toc241372917 \h </w:instrText>
+              <w:instrText xml:space="preserve"> PAGEREF _Toc241373736 \h </w:instrText>
             </w:r>
             <w:r>
               <w:rPr>
@@ -629,7 +629,7 @@
               <w14:ligatures w14:val="standardContextual"/>
             </w:rPr>
           </w:pPr>
-          <w:hyperlink w:anchor="_Toc241372918" w:history="1">
+          <w:hyperlink w:anchor="_Toc241373737" w:history="1">
             <w:r>
               <w:rPr>
                 <w:rStyle w:val="Hyperlink"/>
@@ -684,7 +684,7 @@
               <w:rPr>
                 <w:noProof/>
               </w:rPr>
-              <w:instrText xml:space="preserve"> PAGEREF _Toc241372918 \h </w:instrText>
+              <w:instrText xml:space="preserve"> PAGEREF _Toc241373737 \h </w:instrText>
             </w:r>
             <w:r>
               <w:rPr>
@@ -726,7 +726,7 @@
               <w14:ligatures w14:val="standardContextual"/>
             </w:rPr>
           </w:pPr>
-          <w:hyperlink w:anchor="_Toc241372919" w:history="1">
+          <w:hyperlink w:anchor="_Toc241373738" w:history="1">
             <w:r>
               <w:rPr>
                 <w:rStyle w:val="Hyperlink"/>
@@ -789,7 +789,7 @@
               <w:rPr>
                 <w:noProof/>
               </w:rPr>
-              <w:instrText xml:space="preserve"> PAGEREF _Toc241372919 \h </w:instrText>
+              <w:instrText xml:space="preserve"> PAGEREF _Toc241373738 \h </w:instrText>
             </w:r>
             <w:r>
               <w:rPr>
@@ -831,7 +831,7 @@
               <w14:ligatures w14:val="standardContextual"/>
             </w:rPr>
           </w:pPr>
-          <w:hyperlink w:anchor="_Toc241372920" w:history="1">
+          <w:hyperlink w:anchor="_Toc241373739" w:history="1">
             <w:r>
               <w:rPr>
                 <w:rStyle w:val="Hyperlink"/>
@@ -855,7 +855,7 @@
               <w:rPr>
                 <w:noProof/>
               </w:rPr>
-              <w:instrText xml:space="preserve"> PAGEREF _Toc241372920 \h </w:instrText>
+              <w:instrText xml:space="preserve"> PAGEREF _Toc241373739 \h </w:instrText>
             </w:r>
             <w:r>
               <w:rPr>
@@ -897,7 +897,7 @@
               <w14:ligatures w14:val="standardContextual"/>
             </w:rPr>
           </w:pPr>
-          <w:hyperlink w:anchor="_Toc241372921" w:history="1">
+          <w:hyperlink w:anchor="_Toc241373740" w:history="1">
             <w:r>
               <w:rPr>
                 <w:rStyle w:val="Hyperlink"/>
@@ -992,7 +992,7 @@
               <w:rPr>
                 <w:noProof/>
               </w:rPr>
-              <w:instrText xml:space="preserve"> PAGEREF _Toc241372921 \h </w:instrText>
+              <w:instrText xml:space="preserve"> PAGEREF _Toc241373740 \h </w:instrText>
             </w:r>
             <w:r>
               <w:rPr>
@@ -1034,7 +1034,7 @@
               <w14:ligatures w14:val="standardContextual"/>
             </w:rPr>
           </w:pPr>
-          <w:hyperlink w:anchor="_Toc241372922" w:history="1">
+          <w:hyperlink w:anchor="_Toc241373741" w:history="1">
             <w:r>
               <w:rPr>
                 <w:rStyle w:val="Hyperlink"/>
@@ -1106,7 +1106,7 @@
               <w:rPr>
                 <w:noProof/>
               </w:rPr>
-              <w:instrText xml:space="preserve"> PAGEREF _Toc241372922 \h </w:instrText>
+              <w:instrText xml:space="preserve"> PAGEREF _Toc241373741 \h </w:instrText>
             </w:r>
             <w:r>
               <w:rPr>
@@ -1124,6 +1124,142 @@
                 <w:noProof/>
               </w:rPr>
               <w:t>7</w:t>
+            </w:r>
+            <w:r>
+              <w:rPr>
+                <w:noProof/>
+              </w:rPr>
+              <w:fldChar w:fldCharType="end"/>
+            </w:r>
+          </w:hyperlink>
+        </w:p>
+        <w:p>
+          <w:pPr>
+            <w:pStyle w:val="TOC1"/>
+            <w:tabs>
+              <w:tab w:val="right" w:leader="dot" w:pos="9016"/>
+            </w:tabs>
+            <w:rPr>
+              <w:rFonts w:asciiTheme="minorHAnsi" w:eastAsiaTheme="minorEastAsia" w:hAnsiTheme="minorHAnsi" w:cstheme="minorBidi"/>
+              <w:noProof/>
+              <w:kern w:val="2"/>
+              <w:sz w:val="24"/>
+              <w:szCs w:val="30"/>
+              <w14:ligatures w14:val="standardContextual"/>
+            </w:rPr>
+          </w:pPr>
+          <w:hyperlink w:anchor="_Toc241373742" w:history="1">
+            <w:r>
+              <w:rPr>
+                <w:rStyle w:val="Hyperlink"/>
+                <w:noProof/>
+              </w:rPr>
+              <w:t>ภาค</w:t>
+            </w:r>
+            <w:r>
+              <w:rPr>
+                <w:rStyle w:val="Hyperlink"/>
+                <w:rFonts w:ascii="Arial" w:hAnsi="Arial" w:cs="Arial"/>
+                <w:noProof/>
+              </w:rPr>
+              <w:t>​</w:t>
+            </w:r>
+            <w:r>
+              <w:rPr>
+                <w:rStyle w:val="Hyperlink"/>
+                <w:rFonts w:cs="TH Sarabun New"/>
+                <w:noProof/>
+              </w:rPr>
+              <w:t>ผนวก</w:t>
+            </w:r>
+            <w:r>
+              <w:rPr>
+                <w:rStyle w:val="Hyperlink"/>
+                <w:noProof/>
+              </w:rPr>
+              <w:t xml:space="preserve">: </w:t>
+            </w:r>
+            <w:r>
+              <w:rPr>
+                <w:rStyle w:val="Hyperlink"/>
+                <w:rFonts w:cs="TH Sarabun New"/>
+                <w:noProof/>
+              </w:rPr>
+              <w:t>ซอร์สโค้ด</w:t>
+            </w:r>
+            <w:r>
+              <w:rPr>
+                <w:rStyle w:val="Hyperlink"/>
+                <w:rFonts w:ascii="Arial" w:hAnsi="Arial" w:cs="Arial"/>
+                <w:noProof/>
+              </w:rPr>
+              <w:t>​</w:t>
+            </w:r>
+            <w:r>
+              <w:rPr>
+                <w:rStyle w:val="Hyperlink"/>
+                <w:rFonts w:cs="TH Sarabun New"/>
+                <w:noProof/>
+              </w:rPr>
+              <w:t>ทั้งหมด</w:t>
+            </w:r>
+            <w:r>
+              <w:rPr>
+                <w:rStyle w:val="Hyperlink"/>
+                <w:rFonts w:ascii="Arial" w:hAnsi="Arial" w:cs="Arial"/>
+                <w:noProof/>
+              </w:rPr>
+              <w:t>​</w:t>
+            </w:r>
+            <w:r>
+              <w:rPr>
+                <w:rStyle w:val="Hyperlink"/>
+                <w:rFonts w:cs="TH Sarabun New"/>
+                <w:noProof/>
+              </w:rPr>
+              <w:t>ของ</w:t>
+            </w:r>
+            <w:r>
+              <w:rPr>
+                <w:rStyle w:val="Hyperlink"/>
+                <w:noProof/>
+              </w:rPr>
+              <w:t xml:space="preserve"> ps7.c</w:t>
+            </w:r>
+            <w:r>
+              <w:rPr>
+                <w:noProof/>
+              </w:rPr>
+              <w:tab/>
+            </w:r>
+            <w:r>
+              <w:rPr>
+                <w:noProof/>
+              </w:rPr>
+              <w:fldChar w:fldCharType="begin"/>
+            </w:r>
+            <w:r>
+              <w:rPr>
+                <w:noProof/>
+              </w:rPr>
+              <w:instrText xml:space="preserve"> PAGEREF _Toc241373742 \h </w:instrText>
+            </w:r>
+            <w:r>
+              <w:rPr>
+                <w:noProof/>
+              </w:rPr>
+            </w:r>
+            <w:r>
+              <w:rPr>
+                <w:noProof/>
+              </w:rPr>
+              <w:fldChar w:fldCharType="separate"/>
+            </w:r>
+            <w:r>
+              <w:rPr>
+                <w:noProof/>
+              </w:rPr>
+              <w:t>8</w:t>
             </w:r>
             <w:r>
               <w:rPr>
@@ -1149,7 +1285,7 @@
       <w:pPr>
         <w:pStyle w:val="Heading1"/>
       </w:pPr>
-      <w:bookmarkStart w:id="0" w:name="_Toc241372916"/>
+      <w:bookmarkStart w:id="0" w:name="_Toc241373735"/>
       <w:r>
         <w:t>สภาพ​แวดล้อม​ที่​ใช้​ใน​การ​ทดลอง</w:t>
       </w:r>
@@ -1210,7 +1346,7 @@
       <w:pPr>
         <w:pStyle w:val="Heading1"/>
       </w:pPr>
-      <w:bookmarkStart w:id="1" w:name="_Toc241372917"/>
+      <w:bookmarkStart w:id="1" w:name="_Toc241373736"/>
       <w:r>
         <w:t xml:space="preserve">1. </w:t>
       </w:r>
@@ -1826,7 +1962,7 @@
       <w:pPr>
         <w:pStyle w:val="Heading1"/>
       </w:pPr>
-      <w:bookmarkStart w:id="2" w:name="_Toc241372918"/>
+      <w:bookmarkStart w:id="2" w:name="_Toc241373737"/>
       <w:r>
         <w:t xml:space="preserve">2. Task 1: </w:t>
       </w:r>
@@ -1846,10 +1982,10 @@
           <w:noProof/>
         </w:rPr>
         <w:drawing>
-          <wp:inline distT="0" distB="0" distL="0" distR="0" wp14:anchorId="7FEAE7D3" wp14:editId="71CC7F49">
+          <wp:inline distT="0" distB="0" distL="0" distR="0" wp14:anchorId="07CEB1D0" wp14:editId="1F884032">
             <wp:extent cx="5715000" cy="723900"/>
             <wp:effectExtent l="0" t="0" r="0" b="0"/>
-            <wp:docPr id="1367260850" name="Picture 1367260850"/>
+            <wp:docPr id="2111875349" name="Picture 2111875349"/>
             <wp:cNvGraphicFramePr>
               <a:graphicFrameLocks xmlns:a="http://schemas.openxmlformats.org/drawingml/2006/main" noChangeAspect="1"/>
             </wp:cNvGraphicFramePr>
@@ -1918,10 +2054,10 @@
           <w:noProof/>
         </w:rPr>
         <w:drawing>
-          <wp:inline distT="0" distB="0" distL="0" distR="0" wp14:anchorId="4D3C1A9D" wp14:editId="15D5E60F">
+          <wp:inline distT="0" distB="0" distL="0" distR="0" wp14:anchorId="49138A84" wp14:editId="0DB5C751">
             <wp:extent cx="5715000" cy="809625"/>
             <wp:effectExtent l="0" t="0" r="0" b="0"/>
-            <wp:docPr id="945506379" name="Picture 945506379"/>
+            <wp:docPr id="739639170" name="Picture 739639170"/>
             <wp:cNvGraphicFramePr>
               <a:graphicFrameLocks xmlns:a="http://schemas.openxmlformats.org/drawingml/2006/main" noChangeAspect="1"/>
             </wp:cNvGraphicFramePr>
@@ -2027,7 +2163,7 @@
       <w:pPr>
         <w:pStyle w:val="Heading1"/>
       </w:pPr>
-      <w:bookmarkStart w:id="3" w:name="_Toc241372919"/>
+      <w:bookmarkStart w:id="3" w:name="_Toc241373738"/>
       <w:r>
         <w:t xml:space="preserve">3. Task 2: </w:t>
       </w:r>
@@ -2084,10 +2220,10 @@
           <w:noProof/>
         </w:rPr>
         <w:drawing>
-          <wp:inline distT="0" distB="0" distL="0" distR="0" wp14:anchorId="49E78BF0" wp14:editId="52F062C2">
+          <wp:inline distT="0" distB="0" distL="0" distR="0" wp14:anchorId="11AC2E58" wp14:editId="157A9720">
             <wp:extent cx="5715000" cy="1238250"/>
             <wp:effectExtent l="0" t="0" r="0" b="0"/>
-            <wp:docPr id="1635267949" name="Picture 1635267949"/>
+            <wp:docPr id="814698623" name="Picture 814698623"/>
             <wp:cNvGraphicFramePr>
               <a:graphicFrameLocks xmlns:a="http://schemas.openxmlformats.org/drawingml/2006/main" noChangeAspect="1"/>
             </wp:cNvGraphicFramePr>
@@ -2213,10 +2349,10 @@
           <w:noProof/>
         </w:rPr>
         <w:drawing>
-          <wp:inline distT="0" distB="0" distL="0" distR="0" wp14:anchorId="6B098DE2" wp14:editId="6894F609">
+          <wp:inline distT="0" distB="0" distL="0" distR="0" wp14:anchorId="1B046019" wp14:editId="11E75EC6">
             <wp:extent cx="5715000" cy="2105025"/>
             <wp:effectExtent l="0" t="0" r="0" b="0"/>
-            <wp:docPr id="673729933" name="Picture 673729933"/>
+            <wp:docPr id="1434321482" name="Picture 1434321482"/>
             <wp:cNvGraphicFramePr>
               <a:graphicFrameLocks xmlns:a="http://schemas.openxmlformats.org/drawingml/2006/main" noChangeAspect="1"/>
             </wp:cNvGraphicFramePr>
@@ -2328,10 +2464,10 @@
           <w:noProof/>
         </w:rPr>
         <w:drawing>
-          <wp:inline distT="0" distB="0" distL="0" distR="0" wp14:anchorId="35AF9681" wp14:editId="2C2DA789">
+          <wp:inline distT="0" distB="0" distL="0" distR="0" wp14:anchorId="742B948A" wp14:editId="46EE5E54">
             <wp:extent cx="4572000" cy="1752600"/>
             <wp:effectExtent l="0" t="0" r="0" b="0"/>
-            <wp:docPr id="2063523094" name="Picture 2063523094"/>
+            <wp:docPr id="2144832197" name="Picture 2144832197"/>
             <wp:cNvGraphicFramePr>
               <a:graphicFrameLocks xmlns:a="http://schemas.openxmlformats.org/drawingml/2006/main" noChangeAspect="1"/>
             </wp:cNvGraphicFramePr>
@@ -2544,7 +2680,7 @@
       <w:pPr>
         <w:pStyle w:val="Heading1"/>
       </w:pPr>
-      <w:bookmarkStart w:id="4" w:name="_Toc241372920"/>
+      <w:bookmarkStart w:id="4" w:name="_Toc241373739"/>
       <w:r>
         <w:t xml:space="preserve">4. Task 3: </w:t>
       </w:r>
@@ -3014,10 +3150,10 @@
           <w:noProof/>
         </w:rPr>
         <w:drawing>
-          <wp:inline distT="0" distB="0" distL="0" distR="0" wp14:anchorId="6E80EFFC" wp14:editId="63837FBF">
+          <wp:inline distT="0" distB="0" distL="0" distR="0" wp14:anchorId="41A5A172" wp14:editId="0A2F5F98">
             <wp:extent cx="5715000" cy="1323975"/>
             <wp:effectExtent l="0" t="0" r="0" b="0"/>
-            <wp:docPr id="1654655425" name="Picture 1654655425"/>
+            <wp:docPr id="1941961230" name="Picture 1941961230"/>
             <wp:cNvGraphicFramePr>
               <a:graphicFrameLocks xmlns:a="http://schemas.openxmlformats.org/drawingml/2006/main" noChangeAspect="1"/>
             </wp:cNvGraphicFramePr>
@@ -3135,10 +3271,10 @@
           <w:noProof/>
         </w:rPr>
         <w:drawing>
-          <wp:inline distT="0" distB="0" distL="0" distR="0" wp14:anchorId="46C89D20" wp14:editId="1940AD31">
+          <wp:inline distT="0" distB="0" distL="0" distR="0" wp14:anchorId="56730124" wp14:editId="14FFA164">
             <wp:extent cx="5715000" cy="2190750"/>
             <wp:effectExtent l="0" t="0" r="0" b="0"/>
-            <wp:docPr id="1237486225" name="Picture 1237486225"/>
+            <wp:docPr id="17749583" name="Picture 17749583"/>
             <wp:cNvGraphicFramePr>
               <a:graphicFrameLocks xmlns:a="http://schemas.openxmlformats.org/drawingml/2006/main" noChangeAspect="1"/>
             </wp:cNvGraphicFramePr>
@@ -3258,7 +3394,7 @@
       <w:pPr>
         <w:pStyle w:val="Heading1"/>
       </w:pPr>
-      <w:bookmarkStart w:id="5" w:name="_Toc241372921"/>
+      <w:bookmarkStart w:id="5" w:name="_Toc241373740"/>
       <w:r>
         <w:t xml:space="preserve">5. </w:t>
       </w:r>
@@ -5546,7 +5682,7 @@
       <w:pPr>
         <w:pStyle w:val="Heading1"/>
       </w:pPr>
-      <w:bookmarkStart w:id="6" w:name="_Toc241372922"/>
+      <w:bookmarkStart w:id="6" w:name="_Toc241373741"/>
       <w:r>
         <w:t>สรุป​ผล​การ​ทดลอง</w:t>
       </w:r>
@@ -5573,6 +5709,3241 @@
       </w:r>
       <w:r>
         <w:t>ก็​ผิด​ทุก​ครั้ง สาเหตุ​คือ​การ​อ่าน–แก้–เขียน​ตัวแปร​ที่​ใช้​ร่วม​กัน​โดย​ไม่​เป็น atomic และ​ไม่มี mutual exclusion ข้อ​สังเกต​สำคัญ​คือ​โปรแกรม​ที่​มี race condition อาจ​รัน​ผ่าน​ได้​หลาย​ครั้ง (13 จาก 20 รอบ​ใน t04) การ​รัน​แล้ว​ได้​ผล​ถูก​จึง​ไม่​ได้​พิสูจน์​ว่า​โปรแกรม​ถูก​ต้อง ต้อง​ป้องกัน critical section ด้วย​กลไก synchronization เช่น mutex หรือ​คำ​สั่ง atomic</w:t>
+      </w:r>
+    </w:p>
+    <w:p>
+      <w:pPr>
+        <w:pStyle w:val="Heading1"/>
+      </w:pPr>
+      <w:bookmarkStart w:id="7" w:name="_Toc241373742"/>
+      <w:r>
+        <w:t>ภาค​ผนวก: ซอร์สโค้ด​ทั้งหมด​ของ ps7.c</w:t>
+      </w:r>
+      <w:bookmarkEnd w:id="7"/>
+    </w:p>
+    <w:p>
+      <w:pPr>
+        <w:keepNext/>
+        <w:pBdr>
+          <w:top w:val="single" w:sz="4" w:space="4" w:color="BFBFBF"/>
+          <w:left w:val="single" w:sz="4" w:space="4" w:color="BFBFBF"/>
+          <w:right w:val="single" w:sz="4" w:space="4" w:color="BFBFBF"/>
+        </w:pBdr>
+        <w:shd w:val="clear" w:color="auto" w:fill="F2F2F2"/>
+        <w:spacing w:before="120"/>
+        <w:ind w:left="120" w:right="120"/>
+        <w:rPr>
+          <w:rFonts w:ascii="Consolas" w:eastAsia="Consolas" w:hAnsi="Consolas" w:cs="Consolas"/>
+          <w:sz w:val="18"/>
+          <w:szCs w:val="18"/>
+        </w:rPr>
+      </w:pPr>
+      <w:r>
+        <w:rPr>
+          <w:rFonts w:ascii="Consolas" w:eastAsia="Consolas" w:hAnsi="Consolas" w:cs="Consolas"/>
+          <w:sz w:val="18"/>
+          <w:szCs w:val="18"/>
+        </w:rPr>
+        <w:t>#include &lt;stdio.h&gt;</w:t>
+      </w:r>
+    </w:p>
+    <w:p>
+      <w:pPr>
+        <w:keepNext/>
+        <w:pBdr>
+          <w:left w:val="single" w:sz="4" w:space="4" w:color="BFBFBF"/>
+          <w:right w:val="single" w:sz="4" w:space="4" w:color="BFBFBF"/>
+        </w:pBdr>
+        <w:shd w:val="clear" w:color="auto" w:fill="F2F2F2"/>
+        <w:ind w:left="120" w:right="120"/>
+        <w:rPr>
+          <w:rFonts w:ascii="Consolas" w:eastAsia="Consolas" w:hAnsi="Consolas" w:cs="Consolas"/>
+          <w:sz w:val="18"/>
+          <w:szCs w:val="18"/>
+        </w:rPr>
+      </w:pPr>
+      <w:r>
+        <w:rPr>
+          <w:rFonts w:ascii="Consolas" w:eastAsia="Consolas" w:hAnsi="Consolas" w:cs="Consolas"/>
+          <w:sz w:val="18"/>
+          <w:szCs w:val="18"/>
+        </w:rPr>
+        <w:t>#include &lt;stdlib.h&gt;</w:t>
+      </w:r>
+    </w:p>
+    <w:p>
+      <w:pPr>
+        <w:keepNext/>
+        <w:pBdr>
+          <w:left w:val="single" w:sz="4" w:space="4" w:color="BFBFBF"/>
+          <w:right w:val="single" w:sz="4" w:space="4" w:color="BFBFBF"/>
+        </w:pBdr>
+        <w:shd w:val="clear" w:color="auto" w:fill="F2F2F2"/>
+        <w:ind w:left="120" w:right="120"/>
+        <w:rPr>
+          <w:rFonts w:ascii="Consolas" w:eastAsia="Consolas" w:hAnsi="Consolas" w:cs="Consolas"/>
+          <w:sz w:val="18"/>
+          <w:szCs w:val="18"/>
+        </w:rPr>
+      </w:pPr>
+      <w:r>
+        <w:rPr>
+          <w:rFonts w:ascii="Consolas" w:eastAsia="Consolas" w:hAnsi="Consolas" w:cs="Consolas"/>
+          <w:sz w:val="18"/>
+          <w:szCs w:val="18"/>
+        </w:rPr>
+        <w:t>#include &lt;string.h&gt;</w:t>
+      </w:r>
+    </w:p>
+    <w:p>
+      <w:pPr>
+        <w:keepNext/>
+        <w:pBdr>
+          <w:left w:val="single" w:sz="4" w:space="4" w:color="BFBFBF"/>
+          <w:right w:val="single" w:sz="4" w:space="4" w:color="BFBFBF"/>
+        </w:pBdr>
+        <w:shd w:val="clear" w:color="auto" w:fill="F2F2F2"/>
+        <w:ind w:left="120" w:right="120"/>
+        <w:rPr>
+          <w:rFonts w:ascii="Consolas" w:eastAsia="Consolas" w:hAnsi="Consolas" w:cs="Consolas"/>
+          <w:sz w:val="18"/>
+          <w:szCs w:val="18"/>
+        </w:rPr>
+      </w:pPr>
+      <w:r>
+        <w:rPr>
+          <w:rFonts w:ascii="Consolas" w:eastAsia="Consolas" w:hAnsi="Consolas" w:cs="Consolas"/>
+          <w:sz w:val="18"/>
+          <w:szCs w:val="18"/>
+        </w:rPr>
+        <w:t>#include &lt;pthread.h&gt;</w:t>
+      </w:r>
+    </w:p>
+    <w:p>
+      <w:pPr>
+        <w:keepNext/>
+        <w:pBdr>
+          <w:left w:val="single" w:sz="4" w:space="4" w:color="BFBFBF"/>
+          <w:right w:val="single" w:sz="4" w:space="4" w:color="BFBFBF"/>
+        </w:pBdr>
+        <w:shd w:val="clear" w:color="auto" w:fill="F2F2F2"/>
+        <w:ind w:left="120" w:right="120"/>
+        <w:rPr>
+          <w:rFonts w:ascii="Consolas" w:eastAsia="Consolas" w:hAnsi="Consolas" w:cs="Consolas"/>
+          <w:sz w:val="18"/>
+          <w:szCs w:val="18"/>
+        </w:rPr>
+      </w:pPr>
+      <w:r>
+        <w:rPr>
+          <w:rFonts w:ascii="Consolas" w:eastAsia="Consolas" w:hAnsi="Consolas" w:cs="Consolas"/>
+          <w:sz w:val="18"/>
+          <w:szCs w:val="18"/>
+        </w:rPr>
+        <w:t>#include &lt;sched.h&gt;</w:t>
+      </w:r>
+    </w:p>
+    <w:p>
+      <w:pPr>
+        <w:keepNext/>
+        <w:pBdr>
+          <w:left w:val="single" w:sz="4" w:space="4" w:color="BFBFBF"/>
+          <w:right w:val="single" w:sz="4" w:space="4" w:color="BFBFBF"/>
+        </w:pBdr>
+        <w:shd w:val="clear" w:color="auto" w:fill="F2F2F2"/>
+        <w:ind w:left="120" w:right="120"/>
+        <w:rPr>
+          <w:rFonts w:ascii="Consolas" w:eastAsia="Consolas" w:hAnsi="Consolas" w:cs="Consolas"/>
+          <w:sz w:val="18"/>
+          <w:szCs w:val="18"/>
+        </w:rPr>
+      </w:pPr>
+      <w:r>
+        <w:rPr>
+          <w:rFonts w:ascii="Consolas" w:eastAsia="Consolas" w:hAnsi="Consolas" w:cs="Consolas"/>
+          <w:sz w:val="18"/>
+          <w:szCs w:val="18"/>
+        </w:rPr>
+        <w:t xml:space="preserve"> </w:t>
+      </w:r>
+    </w:p>
+    <w:p>
+      <w:pPr>
+        <w:keepNext/>
+        <w:pBdr>
+          <w:left w:val="single" w:sz="4" w:space="4" w:color="BFBFBF"/>
+          <w:right w:val="single" w:sz="4" w:space="4" w:color="BFBFBF"/>
+        </w:pBdr>
+        <w:shd w:val="clear" w:color="auto" w:fill="F2F2F2"/>
+        <w:ind w:left="120" w:right="120"/>
+        <w:rPr>
+          <w:rFonts w:ascii="Consolas" w:eastAsia="Consolas" w:hAnsi="Consolas" w:cs="Consolas"/>
+          <w:sz w:val="18"/>
+          <w:szCs w:val="18"/>
+        </w:rPr>
+      </w:pPr>
+      <w:r>
+        <w:rPr>
+          <w:rFonts w:ascii="Consolas" w:eastAsia="Consolas" w:hAnsi="Consolas" w:cs="Consolas"/>
+          <w:sz w:val="18"/>
+          <w:szCs w:val="18"/>
+        </w:rPr>
+        <w:t>#define INITIAL_BALANCE 1000L</w:t>
+      </w:r>
+    </w:p>
+    <w:p>
+      <w:pPr>
+        <w:keepNext/>
+        <w:pBdr>
+          <w:left w:val="single" w:sz="4" w:space="4" w:color="BFBFBF"/>
+          <w:right w:val="single" w:sz="4" w:space="4" w:color="BFBFBF"/>
+        </w:pBdr>
+        <w:shd w:val="clear" w:color="auto" w:fill="F2F2F2"/>
+        <w:ind w:left="120" w:right="120"/>
+        <w:rPr>
+          <w:rFonts w:ascii="Consolas" w:eastAsia="Consolas" w:hAnsi="Consolas" w:cs="Consolas"/>
+          <w:sz w:val="18"/>
+          <w:szCs w:val="18"/>
+        </w:rPr>
+      </w:pPr>
+      <w:r>
+        <w:rPr>
+          <w:rFonts w:ascii="Consolas" w:eastAsia="Consolas" w:hAnsi="Consolas" w:cs="Consolas"/>
+          <w:sz w:val="18"/>
+          <w:szCs w:val="18"/>
+        </w:rPr>
+        <w:t>#define AMOUNT          1L</w:t>
+      </w:r>
+    </w:p>
+    <w:p>
+      <w:pPr>
+        <w:keepNext/>
+        <w:pBdr>
+          <w:left w:val="single" w:sz="4" w:space="4" w:color="BFBFBF"/>
+          <w:right w:val="single" w:sz="4" w:space="4" w:color="BFBFBF"/>
+        </w:pBdr>
+        <w:shd w:val="clear" w:color="auto" w:fill="F2F2F2"/>
+        <w:ind w:left="120" w:right="120"/>
+        <w:rPr>
+          <w:rFonts w:ascii="Consolas" w:eastAsia="Consolas" w:hAnsi="Consolas" w:cs="Consolas"/>
+          <w:sz w:val="18"/>
+          <w:szCs w:val="18"/>
+        </w:rPr>
+      </w:pPr>
+      <w:r>
+        <w:rPr>
+          <w:rFonts w:ascii="Consolas" w:eastAsia="Consolas" w:hAnsi="Consolas" w:cs="Consolas"/>
+          <w:sz w:val="18"/>
+          <w:szCs w:val="18"/>
+        </w:rPr>
+        <w:t>#define MAX_THREADS     64</w:t>
+      </w:r>
+    </w:p>
+    <w:p>
+      <w:pPr>
+        <w:keepNext/>
+        <w:pBdr>
+          <w:left w:val="single" w:sz="4" w:space="4" w:color="BFBFBF"/>
+          <w:right w:val="single" w:sz="4" w:space="4" w:color="BFBFBF"/>
+        </w:pBdr>
+        <w:shd w:val="clear" w:color="auto" w:fill="F2F2F2"/>
+        <w:ind w:left="120" w:right="120"/>
+        <w:rPr>
+          <w:rFonts w:ascii="Consolas" w:eastAsia="Consolas" w:hAnsi="Consolas" w:cs="Consolas"/>
+          <w:sz w:val="18"/>
+          <w:szCs w:val="18"/>
+        </w:rPr>
+      </w:pPr>
+      <w:r>
+        <w:rPr>
+          <w:rFonts w:ascii="Consolas" w:eastAsia="Consolas" w:hAnsi="Consolas" w:cs="Consolas"/>
+          <w:sz w:val="18"/>
+          <w:szCs w:val="18"/>
+        </w:rPr>
+        <w:t xml:space="preserve"> </w:t>
+      </w:r>
+    </w:p>
+    <w:p>
+      <w:pPr>
+        <w:keepNext/>
+        <w:pBdr>
+          <w:left w:val="single" w:sz="4" w:space="4" w:color="BFBFBF"/>
+          <w:right w:val="single" w:sz="4" w:space="4" w:color="BFBFBF"/>
+        </w:pBdr>
+        <w:shd w:val="clear" w:color="auto" w:fill="F2F2F2"/>
+        <w:ind w:left="120" w:right="120"/>
+        <w:rPr>
+          <w:rFonts w:ascii="Consolas" w:eastAsia="Consolas" w:hAnsi="Consolas" w:cs="Consolas"/>
+          <w:sz w:val="18"/>
+          <w:szCs w:val="18"/>
+        </w:rPr>
+      </w:pPr>
+      <w:r>
+        <w:rPr>
+          <w:rFonts w:ascii="Consolas" w:eastAsia="Consolas" w:hAnsi="Consolas" w:cs="Consolas"/>
+          <w:sz w:val="18"/>
+          <w:szCs w:val="18"/>
+        </w:rPr>
+        <w:t>long balance = INITIAL_BALANCE;</w:t>
+      </w:r>
+    </w:p>
+    <w:p>
+      <w:pPr>
+        <w:keepNext/>
+        <w:pBdr>
+          <w:left w:val="single" w:sz="4" w:space="4" w:color="BFBFBF"/>
+          <w:right w:val="single" w:sz="4" w:space="4" w:color="BFBFBF"/>
+        </w:pBdr>
+        <w:shd w:val="clear" w:color="auto" w:fill="F2F2F2"/>
+        <w:ind w:left="120" w:right="120"/>
+        <w:rPr>
+          <w:rFonts w:ascii="Consolas" w:eastAsia="Consolas" w:hAnsi="Consolas" w:cs="Consolas"/>
+          <w:sz w:val="18"/>
+          <w:szCs w:val="18"/>
+        </w:rPr>
+      </w:pPr>
+      <w:r>
+        <w:rPr>
+          <w:rFonts w:ascii="Consolas" w:eastAsia="Consolas" w:hAnsi="Consolas" w:cs="Consolas"/>
+          <w:sz w:val="18"/>
+          <w:szCs w:val="18"/>
+        </w:rPr>
+        <w:t xml:space="preserve"> </w:t>
+      </w:r>
+    </w:p>
+    <w:p>
+      <w:pPr>
+        <w:keepNext/>
+        <w:pBdr>
+          <w:left w:val="single" w:sz="4" w:space="4" w:color="BFBFBF"/>
+          <w:right w:val="single" w:sz="4" w:space="4" w:color="BFBFBF"/>
+        </w:pBdr>
+        <w:shd w:val="clear" w:color="auto" w:fill="F2F2F2"/>
+        <w:ind w:left="120" w:right="120"/>
+        <w:rPr>
+          <w:rFonts w:ascii="Consolas" w:eastAsia="Consolas" w:hAnsi="Consolas" w:cs="Consolas"/>
+          <w:sz w:val="18"/>
+          <w:szCs w:val="18"/>
+        </w:rPr>
+      </w:pPr>
+      <w:r>
+        <w:rPr>
+          <w:rFonts w:ascii="Consolas" w:eastAsia="Consolas" w:hAnsi="Consolas" w:cs="Consolas"/>
+          <w:sz w:val="18"/>
+          <w:szCs w:val="18"/>
+        </w:rPr>
+        <w:t>int use_yield = 0;              /* set once in main() before any thread starts */</w:t>
+      </w:r>
+    </w:p>
+    <w:p>
+      <w:pPr>
+        <w:keepNext/>
+        <w:pBdr>
+          <w:left w:val="single" w:sz="4" w:space="4" w:color="BFBFBF"/>
+          <w:right w:val="single" w:sz="4" w:space="4" w:color="BFBFBF"/>
+        </w:pBdr>
+        <w:shd w:val="clear" w:color="auto" w:fill="F2F2F2"/>
+        <w:ind w:left="120" w:right="120"/>
+        <w:rPr>
+          <w:rFonts w:ascii="Consolas" w:eastAsia="Consolas" w:hAnsi="Consolas" w:cs="Consolas"/>
+          <w:sz w:val="18"/>
+          <w:szCs w:val="18"/>
+        </w:rPr>
+      </w:pPr>
+      <w:r>
+        <w:rPr>
+          <w:rFonts w:ascii="Consolas" w:eastAsia="Consolas" w:hAnsi="Consolas" w:cs="Consolas"/>
+          <w:sz w:val="18"/>
+          <w:szCs w:val="18"/>
+        </w:rPr>
+        <w:t xml:space="preserve"> </w:t>
+      </w:r>
+    </w:p>
+    <w:p>
+      <w:pPr>
+        <w:keepNext/>
+        <w:pBdr>
+          <w:left w:val="single" w:sz="4" w:space="4" w:color="BFBFBF"/>
+          <w:right w:val="single" w:sz="4" w:space="4" w:color="BFBFBF"/>
+        </w:pBdr>
+        <w:shd w:val="clear" w:color="auto" w:fill="F2F2F2"/>
+        <w:ind w:left="120" w:right="120"/>
+        <w:rPr>
+          <w:rFonts w:ascii="Consolas" w:eastAsia="Consolas" w:hAnsi="Consolas" w:cs="Consolas"/>
+          <w:sz w:val="18"/>
+          <w:szCs w:val="18"/>
+        </w:rPr>
+      </w:pPr>
+      <w:r>
+        <w:rPr>
+          <w:rFonts w:ascii="Consolas" w:eastAsia="Consolas" w:hAnsi="Consolas" w:cs="Consolas"/>
+          <w:sz w:val="18"/>
+          <w:szCs w:val="18"/>
+        </w:rPr>
+        <w:t>enum role { DEPOSITOR, WITHDRAWER, BOTH };</w:t>
+      </w:r>
+    </w:p>
+    <w:p>
+      <w:pPr>
+        <w:keepNext/>
+        <w:pBdr>
+          <w:left w:val="single" w:sz="4" w:space="4" w:color="BFBFBF"/>
+          <w:right w:val="single" w:sz="4" w:space="4" w:color="BFBFBF"/>
+        </w:pBdr>
+        <w:shd w:val="clear" w:color="auto" w:fill="F2F2F2"/>
+        <w:ind w:left="120" w:right="120"/>
+        <w:rPr>
+          <w:rFonts w:ascii="Consolas" w:eastAsia="Consolas" w:hAnsi="Consolas" w:cs="Consolas"/>
+          <w:sz w:val="18"/>
+          <w:szCs w:val="18"/>
+        </w:rPr>
+      </w:pPr>
+      <w:r>
+        <w:rPr>
+          <w:rFonts w:ascii="Consolas" w:eastAsia="Consolas" w:hAnsi="Consolas" w:cs="Consolas"/>
+          <w:sz w:val="18"/>
+          <w:szCs w:val="18"/>
+        </w:rPr>
+        <w:t xml:space="preserve"> </w:t>
+      </w:r>
+    </w:p>
+    <w:p>
+      <w:pPr>
+        <w:keepNext/>
+        <w:pBdr>
+          <w:left w:val="single" w:sz="4" w:space="4" w:color="BFBFBF"/>
+          <w:right w:val="single" w:sz="4" w:space="4" w:color="BFBFBF"/>
+        </w:pBdr>
+        <w:shd w:val="clear" w:color="auto" w:fill="F2F2F2"/>
+        <w:ind w:left="120" w:right="120"/>
+        <w:rPr>
+          <w:rFonts w:ascii="Consolas" w:eastAsia="Consolas" w:hAnsi="Consolas" w:cs="Consolas"/>
+          <w:sz w:val="18"/>
+          <w:szCs w:val="18"/>
+        </w:rPr>
+      </w:pPr>
+      <w:r>
+        <w:rPr>
+          <w:rFonts w:ascii="Consolas" w:eastAsia="Consolas" w:hAnsi="Consolas" w:cs="Consolas"/>
+          <w:sz w:val="18"/>
+          <w:szCs w:val="18"/>
+        </w:rPr>
+        <w:t>struct atm {</w:t>
+      </w:r>
+    </w:p>
+    <w:p>
+      <w:pPr>
+        <w:keepNext/>
+        <w:pBdr>
+          <w:left w:val="single" w:sz="4" w:space="4" w:color="BFBFBF"/>
+          <w:right w:val="single" w:sz="4" w:space="4" w:color="BFBFBF"/>
+        </w:pBdr>
+        <w:shd w:val="clear" w:color="auto" w:fill="F2F2F2"/>
+        <w:ind w:left="120" w:right="120"/>
+        <w:rPr>
+          <w:rFonts w:ascii="Consolas" w:eastAsia="Consolas" w:hAnsi="Consolas" w:cs="Consolas"/>
+          <w:sz w:val="18"/>
+          <w:szCs w:val="18"/>
+        </w:rPr>
+      </w:pPr>
+      <w:r>
+        <w:rPr>
+          <w:rFonts w:ascii="Consolas" w:eastAsia="Consolas" w:hAnsi="Consolas" w:cs="Consolas"/>
+          <w:sz w:val="18"/>
+          <w:szCs w:val="18"/>
+        </w:rPr>
+        <w:t xml:space="preserve">    pthread_t tid;</w:t>
+      </w:r>
+    </w:p>
+    <w:p>
+      <w:pPr>
+        <w:keepNext/>
+        <w:pBdr>
+          <w:left w:val="single" w:sz="4" w:space="4" w:color="BFBFBF"/>
+          <w:right w:val="single" w:sz="4" w:space="4" w:color="BFBFBF"/>
+        </w:pBdr>
+        <w:shd w:val="clear" w:color="auto" w:fill="F2F2F2"/>
+        <w:ind w:left="120" w:right="120"/>
+        <w:rPr>
+          <w:rFonts w:ascii="Consolas" w:eastAsia="Consolas" w:hAnsi="Consolas" w:cs="Consolas"/>
+          <w:sz w:val="18"/>
+          <w:szCs w:val="18"/>
+        </w:rPr>
+      </w:pPr>
+      <w:r>
+        <w:rPr>
+          <w:rFonts w:ascii="Consolas" w:eastAsia="Consolas" w:hAnsi="Consolas" w:cs="Consolas"/>
+          <w:sz w:val="18"/>
+          <w:szCs w:val="18"/>
+        </w:rPr>
+        <w:t xml:space="preserve">    enum role role;</w:t>
+      </w:r>
+    </w:p>
+    <w:p>
+      <w:pPr>
+        <w:keepNext/>
+        <w:pBdr>
+          <w:left w:val="single" w:sz="4" w:space="4" w:color="BFBFBF"/>
+          <w:right w:val="single" w:sz="4" w:space="4" w:color="BFBFBF"/>
+        </w:pBdr>
+        <w:shd w:val="clear" w:color="auto" w:fill="F2F2F2"/>
+        <w:ind w:left="120" w:right="120"/>
+        <w:rPr>
+          <w:rFonts w:ascii="Consolas" w:eastAsia="Consolas" w:hAnsi="Consolas" w:cs="Consolas"/>
+          <w:sz w:val="18"/>
+          <w:szCs w:val="18"/>
+        </w:rPr>
+      </w:pPr>
+      <w:r>
+        <w:rPr>
+          <w:rFonts w:ascii="Consolas" w:eastAsia="Consolas" w:hAnsi="Consolas" w:cs="Consolas"/>
+          <w:sz w:val="18"/>
+          <w:szCs w:val="18"/>
+        </w:rPr>
+        <w:t xml:space="preserve">    long      tx;               /* transactions this thread must make     */</w:t>
+      </w:r>
+    </w:p>
+    <w:p>
+      <w:pPr>
+        <w:keepNext/>
+        <w:pBdr>
+          <w:left w:val="single" w:sz="4" w:space="4" w:color="BFBFBF"/>
+          <w:right w:val="single" w:sz="4" w:space="4" w:color="BFBFBF"/>
+        </w:pBdr>
+        <w:shd w:val="clear" w:color="auto" w:fill="F2F2F2"/>
+        <w:ind w:left="120" w:right="120"/>
+        <w:rPr>
+          <w:rFonts w:ascii="Consolas" w:eastAsia="Consolas" w:hAnsi="Consolas" w:cs="Consolas"/>
+          <w:sz w:val="18"/>
+          <w:szCs w:val="18"/>
+        </w:rPr>
+      </w:pPr>
+      <w:r>
+        <w:rPr>
+          <w:rFonts w:ascii="Consolas" w:eastAsia="Consolas" w:hAnsi="Consolas" w:cs="Consolas"/>
+          <w:sz w:val="18"/>
+          <w:szCs w:val="18"/>
+        </w:rPr>
+        <w:t xml:space="preserve">    long      deposits;         /* written once by the thread when done:  */</w:t>
+      </w:r>
+    </w:p>
+    <w:p>
+      <w:pPr>
+        <w:keepNext/>
+        <w:pBdr>
+          <w:left w:val="single" w:sz="4" w:space="4" w:color="BFBFBF"/>
+          <w:right w:val="single" w:sz="4" w:space="4" w:color="BFBFBF"/>
+        </w:pBdr>
+        <w:shd w:val="clear" w:color="auto" w:fill="F2F2F2"/>
+        <w:ind w:left="120" w:right="120"/>
+        <w:rPr>
+          <w:rFonts w:ascii="Consolas" w:eastAsia="Consolas" w:hAnsi="Consolas" w:cs="Consolas"/>
+          <w:sz w:val="18"/>
+          <w:szCs w:val="18"/>
+        </w:rPr>
+      </w:pPr>
+      <w:r>
+        <w:rPr>
+          <w:rFonts w:ascii="Consolas" w:eastAsia="Consolas" w:hAnsi="Consolas" w:cs="Consolas"/>
+          <w:sz w:val="18"/>
+          <w:szCs w:val="18"/>
+        </w:rPr>
+        <w:t xml:space="preserve">    long      withdrawals;      /* how many transactions it really made   */</w:t>
+      </w:r>
+    </w:p>
+    <w:p>
+      <w:pPr>
+        <w:keepNext/>
+        <w:pBdr>
+          <w:left w:val="single" w:sz="4" w:space="4" w:color="BFBFBF"/>
+          <w:right w:val="single" w:sz="4" w:space="4" w:color="BFBFBF"/>
+        </w:pBdr>
+        <w:shd w:val="clear" w:color="auto" w:fill="F2F2F2"/>
+        <w:ind w:left="120" w:right="120"/>
+        <w:rPr>
+          <w:rFonts w:ascii="Consolas" w:eastAsia="Consolas" w:hAnsi="Consolas" w:cs="Consolas"/>
+          <w:sz w:val="18"/>
+          <w:szCs w:val="18"/>
+        </w:rPr>
+      </w:pPr>
+      <w:r>
+        <w:rPr>
+          <w:rFonts w:ascii="Consolas" w:eastAsia="Consolas" w:hAnsi="Consolas" w:cs="Consolas"/>
+          <w:sz w:val="18"/>
+          <w:szCs w:val="18"/>
+        </w:rPr>
+        <w:t>};</w:t>
+      </w:r>
+    </w:p>
+    <w:p>
+      <w:pPr>
+        <w:keepNext/>
+        <w:pBdr>
+          <w:left w:val="single" w:sz="4" w:space="4" w:color="BFBFBF"/>
+          <w:right w:val="single" w:sz="4" w:space="4" w:color="BFBFBF"/>
+        </w:pBdr>
+        <w:shd w:val="clear" w:color="auto" w:fill="F2F2F2"/>
+        <w:ind w:left="120" w:right="120"/>
+        <w:rPr>
+          <w:rFonts w:ascii="Consolas" w:eastAsia="Consolas" w:hAnsi="Consolas" w:cs="Consolas"/>
+          <w:sz w:val="18"/>
+          <w:szCs w:val="18"/>
+        </w:rPr>
+      </w:pPr>
+      <w:r>
+        <w:rPr>
+          <w:rFonts w:ascii="Consolas" w:eastAsia="Consolas" w:hAnsi="Consolas" w:cs="Consolas"/>
+          <w:sz w:val="18"/>
+          <w:szCs w:val="18"/>
+        </w:rPr>
+        <w:t xml:space="preserve"> </w:t>
+      </w:r>
+    </w:p>
+    <w:p>
+      <w:pPr>
+        <w:keepNext/>
+        <w:pBdr>
+          <w:left w:val="single" w:sz="4" w:space="4" w:color="BFBFBF"/>
+          <w:right w:val="single" w:sz="4" w:space="4" w:color="BFBFBF"/>
+        </w:pBdr>
+        <w:shd w:val="clear" w:color="auto" w:fill="F2F2F2"/>
+        <w:ind w:left="120" w:right="120"/>
+        <w:rPr>
+          <w:rFonts w:ascii="Consolas" w:eastAsia="Consolas" w:hAnsi="Consolas" w:cs="Consolas"/>
+          <w:sz w:val="18"/>
+          <w:szCs w:val="18"/>
+        </w:rPr>
+      </w:pPr>
+      <w:r>
+        <w:rPr>
+          <w:rFonts w:ascii="Consolas" w:eastAsia="Consolas" w:hAnsi="Consolas" w:cs="Consolas"/>
+          <w:sz w:val="18"/>
+          <w:szCs w:val="18"/>
+        </w:rPr>
+        <w:t>void deposit_plain(void)</w:t>
+      </w:r>
+    </w:p>
+    <w:p>
+      <w:pPr>
+        <w:keepNext/>
+        <w:pBdr>
+          <w:left w:val="single" w:sz="4" w:space="4" w:color="BFBFBF"/>
+          <w:right w:val="single" w:sz="4" w:space="4" w:color="BFBFBF"/>
+        </w:pBdr>
+        <w:shd w:val="clear" w:color="auto" w:fill="F2F2F2"/>
+        <w:ind w:left="120" w:right="120"/>
+        <w:rPr>
+          <w:rFonts w:ascii="Consolas" w:eastAsia="Consolas" w:hAnsi="Consolas" w:cs="Consolas"/>
+          <w:sz w:val="18"/>
+          <w:szCs w:val="18"/>
+        </w:rPr>
+      </w:pPr>
+      <w:r>
+        <w:rPr>
+          <w:rFonts w:ascii="Consolas" w:eastAsia="Consolas" w:hAnsi="Consolas" w:cs="Consolas"/>
+          <w:sz w:val="18"/>
+          <w:szCs w:val="18"/>
+        </w:rPr>
+        <w:t>{</w:t>
+      </w:r>
+    </w:p>
+    <w:p>
+      <w:pPr>
+        <w:keepNext/>
+        <w:pBdr>
+          <w:left w:val="single" w:sz="4" w:space="4" w:color="BFBFBF"/>
+          <w:right w:val="single" w:sz="4" w:space="4" w:color="BFBFBF"/>
+        </w:pBdr>
+        <w:shd w:val="clear" w:color="auto" w:fill="F2F2F2"/>
+        <w:ind w:left="120" w:right="120"/>
+        <w:rPr>
+          <w:rFonts w:ascii="Consolas" w:eastAsia="Consolas" w:hAnsi="Consolas" w:cs="Consolas"/>
+          <w:sz w:val="18"/>
+          <w:szCs w:val="18"/>
+        </w:rPr>
+      </w:pPr>
+      <w:r>
+        <w:rPr>
+          <w:rFonts w:ascii="Consolas" w:eastAsia="Consolas" w:hAnsi="Consolas" w:cs="Consolas"/>
+          <w:sz w:val="18"/>
+          <w:szCs w:val="18"/>
+        </w:rPr>
+        <w:t xml:space="preserve">    balance = balance + AMOUNT;</w:t>
+      </w:r>
+    </w:p>
+    <w:p>
+      <w:pPr>
+        <w:keepNext/>
+        <w:pBdr>
+          <w:left w:val="single" w:sz="4" w:space="4" w:color="BFBFBF"/>
+          <w:right w:val="single" w:sz="4" w:space="4" w:color="BFBFBF"/>
+        </w:pBdr>
+        <w:shd w:val="clear" w:color="auto" w:fill="F2F2F2"/>
+        <w:ind w:left="120" w:right="120"/>
+        <w:rPr>
+          <w:rFonts w:ascii="Consolas" w:eastAsia="Consolas" w:hAnsi="Consolas" w:cs="Consolas"/>
+          <w:sz w:val="18"/>
+          <w:szCs w:val="18"/>
+        </w:rPr>
+      </w:pPr>
+      <w:r>
+        <w:rPr>
+          <w:rFonts w:ascii="Consolas" w:eastAsia="Consolas" w:hAnsi="Consolas" w:cs="Consolas"/>
+          <w:sz w:val="18"/>
+          <w:szCs w:val="18"/>
+        </w:rPr>
+        <w:t>}</w:t>
+      </w:r>
+    </w:p>
+    <w:p>
+      <w:pPr>
+        <w:keepNext/>
+        <w:pBdr>
+          <w:left w:val="single" w:sz="4" w:space="4" w:color="BFBFBF"/>
+          <w:right w:val="single" w:sz="4" w:space="4" w:color="BFBFBF"/>
+        </w:pBdr>
+        <w:shd w:val="clear" w:color="auto" w:fill="F2F2F2"/>
+        <w:ind w:left="120" w:right="120"/>
+        <w:rPr>
+          <w:rFonts w:ascii="Consolas" w:eastAsia="Consolas" w:hAnsi="Consolas" w:cs="Consolas"/>
+          <w:sz w:val="18"/>
+          <w:szCs w:val="18"/>
+        </w:rPr>
+      </w:pPr>
+      <w:r>
+        <w:rPr>
+          <w:rFonts w:ascii="Consolas" w:eastAsia="Consolas" w:hAnsi="Consolas" w:cs="Consolas"/>
+          <w:sz w:val="18"/>
+          <w:szCs w:val="18"/>
+        </w:rPr>
+        <w:t xml:space="preserve"> </w:t>
+      </w:r>
+    </w:p>
+    <w:p>
+      <w:pPr>
+        <w:keepNext/>
+        <w:pBdr>
+          <w:left w:val="single" w:sz="4" w:space="4" w:color="BFBFBF"/>
+          <w:right w:val="single" w:sz="4" w:space="4" w:color="BFBFBF"/>
+        </w:pBdr>
+        <w:shd w:val="clear" w:color="auto" w:fill="F2F2F2"/>
+        <w:ind w:left="120" w:right="120"/>
+        <w:rPr>
+          <w:rFonts w:ascii="Consolas" w:eastAsia="Consolas" w:hAnsi="Consolas" w:cs="Consolas"/>
+          <w:sz w:val="18"/>
+          <w:szCs w:val="18"/>
+        </w:rPr>
+      </w:pPr>
+      <w:r>
+        <w:rPr>
+          <w:rFonts w:ascii="Consolas" w:eastAsia="Consolas" w:hAnsi="Consolas" w:cs="Consolas"/>
+          <w:sz w:val="18"/>
+          <w:szCs w:val="18"/>
+        </w:rPr>
+        <w:t>void withdraw_plain(void)</w:t>
+      </w:r>
+    </w:p>
+    <w:p>
+      <w:pPr>
+        <w:keepNext/>
+        <w:pBdr>
+          <w:left w:val="single" w:sz="4" w:space="4" w:color="BFBFBF"/>
+          <w:right w:val="single" w:sz="4" w:space="4" w:color="BFBFBF"/>
+        </w:pBdr>
+        <w:shd w:val="clear" w:color="auto" w:fill="F2F2F2"/>
+        <w:ind w:left="120" w:right="120"/>
+        <w:rPr>
+          <w:rFonts w:ascii="Consolas" w:eastAsia="Consolas" w:hAnsi="Consolas" w:cs="Consolas"/>
+          <w:sz w:val="18"/>
+          <w:szCs w:val="18"/>
+        </w:rPr>
+      </w:pPr>
+      <w:r>
+        <w:rPr>
+          <w:rFonts w:ascii="Consolas" w:eastAsia="Consolas" w:hAnsi="Consolas" w:cs="Consolas"/>
+          <w:sz w:val="18"/>
+          <w:szCs w:val="18"/>
+        </w:rPr>
+        <w:t>{</w:t>
+      </w:r>
+    </w:p>
+    <w:p>
+      <w:pPr>
+        <w:keepNext/>
+        <w:pBdr>
+          <w:left w:val="single" w:sz="4" w:space="4" w:color="BFBFBF"/>
+          <w:right w:val="single" w:sz="4" w:space="4" w:color="BFBFBF"/>
+        </w:pBdr>
+        <w:shd w:val="clear" w:color="auto" w:fill="F2F2F2"/>
+        <w:ind w:left="120" w:right="120"/>
+        <w:rPr>
+          <w:rFonts w:ascii="Consolas" w:eastAsia="Consolas" w:hAnsi="Consolas" w:cs="Consolas"/>
+          <w:sz w:val="18"/>
+          <w:szCs w:val="18"/>
+        </w:rPr>
+      </w:pPr>
+      <w:r>
+        <w:rPr>
+          <w:rFonts w:ascii="Consolas" w:eastAsia="Consolas" w:hAnsi="Consolas" w:cs="Consolas"/>
+          <w:sz w:val="18"/>
+          <w:szCs w:val="18"/>
+        </w:rPr>
+        <w:t xml:space="preserve">    balance = balance - AMOUNT;</w:t>
+      </w:r>
+    </w:p>
+    <w:p>
+      <w:pPr>
+        <w:keepNext/>
+        <w:pBdr>
+          <w:left w:val="single" w:sz="4" w:space="4" w:color="BFBFBF"/>
+          <w:right w:val="single" w:sz="4" w:space="4" w:color="BFBFBF"/>
+        </w:pBdr>
+        <w:shd w:val="clear" w:color="auto" w:fill="F2F2F2"/>
+        <w:ind w:left="120" w:right="120"/>
+        <w:rPr>
+          <w:rFonts w:ascii="Consolas" w:eastAsia="Consolas" w:hAnsi="Consolas" w:cs="Consolas"/>
+          <w:sz w:val="18"/>
+          <w:szCs w:val="18"/>
+        </w:rPr>
+      </w:pPr>
+      <w:r>
+        <w:rPr>
+          <w:rFonts w:ascii="Consolas" w:eastAsia="Consolas" w:hAnsi="Consolas" w:cs="Consolas"/>
+          <w:sz w:val="18"/>
+          <w:szCs w:val="18"/>
+        </w:rPr>
+        <w:t>}</w:t>
+      </w:r>
+    </w:p>
+    <w:p>
+      <w:pPr>
+        <w:keepNext/>
+        <w:pBdr>
+          <w:left w:val="single" w:sz="4" w:space="4" w:color="BFBFBF"/>
+          <w:right w:val="single" w:sz="4" w:space="4" w:color="BFBFBF"/>
+        </w:pBdr>
+        <w:shd w:val="clear" w:color="auto" w:fill="F2F2F2"/>
+        <w:ind w:left="120" w:right="120"/>
+        <w:rPr>
+          <w:rFonts w:ascii="Consolas" w:eastAsia="Consolas" w:hAnsi="Consolas" w:cs="Consolas"/>
+          <w:sz w:val="18"/>
+          <w:szCs w:val="18"/>
+        </w:rPr>
+      </w:pPr>
+      <w:r>
+        <w:rPr>
+          <w:rFonts w:ascii="Consolas" w:eastAsia="Consolas" w:hAnsi="Consolas" w:cs="Consolas"/>
+          <w:sz w:val="18"/>
+          <w:szCs w:val="18"/>
+        </w:rPr>
+        <w:t xml:space="preserve"> </w:t>
+      </w:r>
+    </w:p>
+    <w:p>
+      <w:pPr>
+        <w:keepNext/>
+        <w:pBdr>
+          <w:left w:val="single" w:sz="4" w:space="4" w:color="BFBFBF"/>
+          <w:right w:val="single" w:sz="4" w:space="4" w:color="BFBFBF"/>
+        </w:pBdr>
+        <w:shd w:val="clear" w:color="auto" w:fill="F2F2F2"/>
+        <w:ind w:left="120" w:right="120"/>
+        <w:rPr>
+          <w:rFonts w:ascii="Consolas" w:eastAsia="Consolas" w:hAnsi="Consolas" w:cs="Consolas"/>
+          <w:sz w:val="18"/>
+          <w:szCs w:val="18"/>
+        </w:rPr>
+      </w:pPr>
+      <w:r>
+        <w:rPr>
+          <w:rFonts w:ascii="Consolas" w:eastAsia="Consolas" w:hAnsi="Consolas" w:cs="Consolas"/>
+          <w:sz w:val="18"/>
+          <w:szCs w:val="18"/>
+        </w:rPr>
+        <w:t>void deposit_yield(void)</w:t>
+      </w:r>
+    </w:p>
+    <w:p>
+      <w:pPr>
+        <w:keepNext/>
+        <w:pBdr>
+          <w:left w:val="single" w:sz="4" w:space="4" w:color="BFBFBF"/>
+          <w:right w:val="single" w:sz="4" w:space="4" w:color="BFBFBF"/>
+        </w:pBdr>
+        <w:shd w:val="clear" w:color="auto" w:fill="F2F2F2"/>
+        <w:ind w:left="120" w:right="120"/>
+        <w:rPr>
+          <w:rFonts w:ascii="Consolas" w:eastAsia="Consolas" w:hAnsi="Consolas" w:cs="Consolas"/>
+          <w:sz w:val="18"/>
+          <w:szCs w:val="18"/>
+        </w:rPr>
+      </w:pPr>
+      <w:r>
+        <w:rPr>
+          <w:rFonts w:ascii="Consolas" w:eastAsia="Consolas" w:hAnsi="Consolas" w:cs="Consolas"/>
+          <w:sz w:val="18"/>
+          <w:szCs w:val="18"/>
+        </w:rPr>
+        <w:t>{</w:t>
+      </w:r>
+    </w:p>
+    <w:p>
+      <w:pPr>
+        <w:keepNext/>
+        <w:pBdr>
+          <w:left w:val="single" w:sz="4" w:space="4" w:color="BFBFBF"/>
+          <w:right w:val="single" w:sz="4" w:space="4" w:color="BFBFBF"/>
+        </w:pBdr>
+        <w:shd w:val="clear" w:color="auto" w:fill="F2F2F2"/>
+        <w:ind w:left="120" w:right="120"/>
+        <w:rPr>
+          <w:rFonts w:ascii="Consolas" w:eastAsia="Consolas" w:hAnsi="Consolas" w:cs="Consolas"/>
+          <w:sz w:val="18"/>
+          <w:szCs w:val="18"/>
+        </w:rPr>
+      </w:pPr>
+      <w:r>
+        <w:rPr>
+          <w:rFonts w:ascii="Consolas" w:eastAsia="Consolas" w:hAnsi="Consolas" w:cs="Consolas"/>
+          <w:sz w:val="18"/>
+          <w:szCs w:val="18"/>
+        </w:rPr>
+        <w:t xml:space="preserve">    long reg = balance;         /* load   */</w:t>
+      </w:r>
+    </w:p>
+    <w:p>
+      <w:pPr>
+        <w:keepNext/>
+        <w:pBdr>
+          <w:left w:val="single" w:sz="4" w:space="4" w:color="BFBFBF"/>
+          <w:right w:val="single" w:sz="4" w:space="4" w:color="BFBFBF"/>
+        </w:pBdr>
+        <w:shd w:val="clear" w:color="auto" w:fill="F2F2F2"/>
+        <w:ind w:left="120" w:right="120"/>
+        <w:rPr>
+          <w:rFonts w:ascii="Consolas" w:eastAsia="Consolas" w:hAnsi="Consolas" w:cs="Consolas"/>
+          <w:sz w:val="18"/>
+          <w:szCs w:val="18"/>
+        </w:rPr>
+      </w:pPr>
+      <w:r>
+        <w:rPr>
+          <w:rFonts w:ascii="Consolas" w:eastAsia="Consolas" w:hAnsi="Consolas" w:cs="Consolas"/>
+          <w:sz w:val="18"/>
+          <w:szCs w:val="18"/>
+        </w:rPr>
+        <w:t xml:space="preserve">    reg = reg + AMOUNT;         /* modify */</w:t>
+      </w:r>
+    </w:p>
+    <w:p>
+      <w:pPr>
+        <w:keepNext/>
+        <w:pBdr>
+          <w:left w:val="single" w:sz="4" w:space="4" w:color="BFBFBF"/>
+          <w:right w:val="single" w:sz="4" w:space="4" w:color="BFBFBF"/>
+        </w:pBdr>
+        <w:shd w:val="clear" w:color="auto" w:fill="F2F2F2"/>
+        <w:ind w:left="120" w:right="120"/>
+        <w:rPr>
+          <w:rFonts w:ascii="Consolas" w:eastAsia="Consolas" w:hAnsi="Consolas" w:cs="Consolas"/>
+          <w:sz w:val="18"/>
+          <w:szCs w:val="18"/>
+        </w:rPr>
+      </w:pPr>
+      <w:r>
+        <w:rPr>
+          <w:rFonts w:ascii="Consolas" w:eastAsia="Consolas" w:hAnsi="Consolas" w:cs="Consolas"/>
+          <w:sz w:val="18"/>
+          <w:szCs w:val="18"/>
+        </w:rPr>
+        <w:t xml:space="preserve">    sched_yield();              /* force a context switch */</w:t>
+      </w:r>
+    </w:p>
+    <w:p>
+      <w:pPr>
+        <w:keepNext/>
+        <w:pBdr>
+          <w:left w:val="single" w:sz="4" w:space="4" w:color="BFBFBF"/>
+          <w:right w:val="single" w:sz="4" w:space="4" w:color="BFBFBF"/>
+        </w:pBdr>
+        <w:shd w:val="clear" w:color="auto" w:fill="F2F2F2"/>
+        <w:ind w:left="120" w:right="120"/>
+        <w:rPr>
+          <w:rFonts w:ascii="Consolas" w:eastAsia="Consolas" w:hAnsi="Consolas" w:cs="Consolas"/>
+          <w:sz w:val="18"/>
+          <w:szCs w:val="18"/>
+        </w:rPr>
+      </w:pPr>
+      <w:r>
+        <w:rPr>
+          <w:rFonts w:ascii="Consolas" w:eastAsia="Consolas" w:hAnsi="Consolas" w:cs="Consolas"/>
+          <w:sz w:val="18"/>
+          <w:szCs w:val="18"/>
+        </w:rPr>
+        <w:t xml:space="preserve">    balance = reg;              /* store  */</w:t>
+      </w:r>
+    </w:p>
+    <w:p>
+      <w:pPr>
+        <w:keepNext/>
+        <w:pBdr>
+          <w:left w:val="single" w:sz="4" w:space="4" w:color="BFBFBF"/>
+          <w:right w:val="single" w:sz="4" w:space="4" w:color="BFBFBF"/>
+        </w:pBdr>
+        <w:shd w:val="clear" w:color="auto" w:fill="F2F2F2"/>
+        <w:ind w:left="120" w:right="120"/>
+        <w:rPr>
+          <w:rFonts w:ascii="Consolas" w:eastAsia="Consolas" w:hAnsi="Consolas" w:cs="Consolas"/>
+          <w:sz w:val="18"/>
+          <w:szCs w:val="18"/>
+        </w:rPr>
+      </w:pPr>
+      <w:r>
+        <w:rPr>
+          <w:rFonts w:ascii="Consolas" w:eastAsia="Consolas" w:hAnsi="Consolas" w:cs="Consolas"/>
+          <w:sz w:val="18"/>
+          <w:szCs w:val="18"/>
+        </w:rPr>
+        <w:t>}</w:t>
+      </w:r>
+    </w:p>
+    <w:p>
+      <w:pPr>
+        <w:keepNext/>
+        <w:pBdr>
+          <w:left w:val="single" w:sz="4" w:space="4" w:color="BFBFBF"/>
+          <w:right w:val="single" w:sz="4" w:space="4" w:color="BFBFBF"/>
+        </w:pBdr>
+        <w:shd w:val="clear" w:color="auto" w:fill="F2F2F2"/>
+        <w:ind w:left="120" w:right="120"/>
+        <w:rPr>
+          <w:rFonts w:ascii="Consolas" w:eastAsia="Consolas" w:hAnsi="Consolas" w:cs="Consolas"/>
+          <w:sz w:val="18"/>
+          <w:szCs w:val="18"/>
+        </w:rPr>
+      </w:pPr>
+      <w:r>
+        <w:rPr>
+          <w:rFonts w:ascii="Consolas" w:eastAsia="Consolas" w:hAnsi="Consolas" w:cs="Consolas"/>
+          <w:sz w:val="18"/>
+          <w:szCs w:val="18"/>
+        </w:rPr>
+        <w:t xml:space="preserve"> </w:t>
+      </w:r>
+    </w:p>
+    <w:p>
+      <w:pPr>
+        <w:keepNext/>
+        <w:pBdr>
+          <w:left w:val="single" w:sz="4" w:space="4" w:color="BFBFBF"/>
+          <w:right w:val="single" w:sz="4" w:space="4" w:color="BFBFBF"/>
+        </w:pBdr>
+        <w:shd w:val="clear" w:color="auto" w:fill="F2F2F2"/>
+        <w:ind w:left="120" w:right="120"/>
+        <w:rPr>
+          <w:rFonts w:ascii="Consolas" w:eastAsia="Consolas" w:hAnsi="Consolas" w:cs="Consolas"/>
+          <w:sz w:val="18"/>
+          <w:szCs w:val="18"/>
+        </w:rPr>
+      </w:pPr>
+      <w:r>
+        <w:rPr>
+          <w:rFonts w:ascii="Consolas" w:eastAsia="Consolas" w:hAnsi="Consolas" w:cs="Consolas"/>
+          <w:sz w:val="18"/>
+          <w:szCs w:val="18"/>
+        </w:rPr>
+        <w:t>void withdraw_yield(void)</w:t>
+      </w:r>
+    </w:p>
+    <w:p>
+      <w:pPr>
+        <w:keepNext/>
+        <w:pBdr>
+          <w:left w:val="single" w:sz="4" w:space="4" w:color="BFBFBF"/>
+          <w:right w:val="single" w:sz="4" w:space="4" w:color="BFBFBF"/>
+        </w:pBdr>
+        <w:shd w:val="clear" w:color="auto" w:fill="F2F2F2"/>
+        <w:ind w:left="120" w:right="120"/>
+        <w:rPr>
+          <w:rFonts w:ascii="Consolas" w:eastAsia="Consolas" w:hAnsi="Consolas" w:cs="Consolas"/>
+          <w:sz w:val="18"/>
+          <w:szCs w:val="18"/>
+        </w:rPr>
+      </w:pPr>
+      <w:r>
+        <w:rPr>
+          <w:rFonts w:ascii="Consolas" w:eastAsia="Consolas" w:hAnsi="Consolas" w:cs="Consolas"/>
+          <w:sz w:val="18"/>
+          <w:szCs w:val="18"/>
+        </w:rPr>
+        <w:t>{</w:t>
+      </w:r>
+    </w:p>
+    <w:p>
+      <w:pPr>
+        <w:keepNext/>
+        <w:pBdr>
+          <w:left w:val="single" w:sz="4" w:space="4" w:color="BFBFBF"/>
+          <w:right w:val="single" w:sz="4" w:space="4" w:color="BFBFBF"/>
+        </w:pBdr>
+        <w:shd w:val="clear" w:color="auto" w:fill="F2F2F2"/>
+        <w:ind w:left="120" w:right="120"/>
+        <w:rPr>
+          <w:rFonts w:ascii="Consolas" w:eastAsia="Consolas" w:hAnsi="Consolas" w:cs="Consolas"/>
+          <w:sz w:val="18"/>
+          <w:szCs w:val="18"/>
+        </w:rPr>
+      </w:pPr>
+      <w:r>
+        <w:rPr>
+          <w:rFonts w:ascii="Consolas" w:eastAsia="Consolas" w:hAnsi="Consolas" w:cs="Consolas"/>
+          <w:sz w:val="18"/>
+          <w:szCs w:val="18"/>
+        </w:rPr>
+        <w:t xml:space="preserve">    long reg = balance;</w:t>
+      </w:r>
+    </w:p>
+    <w:p>
+      <w:pPr>
+        <w:keepNext/>
+        <w:pBdr>
+          <w:left w:val="single" w:sz="4" w:space="4" w:color="BFBFBF"/>
+          <w:right w:val="single" w:sz="4" w:space="4" w:color="BFBFBF"/>
+        </w:pBdr>
+        <w:shd w:val="clear" w:color="auto" w:fill="F2F2F2"/>
+        <w:ind w:left="120" w:right="120"/>
+        <w:rPr>
+          <w:rFonts w:ascii="Consolas" w:eastAsia="Consolas" w:hAnsi="Consolas" w:cs="Consolas"/>
+          <w:sz w:val="18"/>
+          <w:szCs w:val="18"/>
+        </w:rPr>
+      </w:pPr>
+      <w:r>
+        <w:rPr>
+          <w:rFonts w:ascii="Consolas" w:eastAsia="Consolas" w:hAnsi="Consolas" w:cs="Consolas"/>
+          <w:sz w:val="18"/>
+          <w:szCs w:val="18"/>
+        </w:rPr>
+        <w:t xml:space="preserve">    reg = reg - AMOUNT;</w:t>
+      </w:r>
+    </w:p>
+    <w:p>
+      <w:pPr>
+        <w:keepNext/>
+        <w:pBdr>
+          <w:left w:val="single" w:sz="4" w:space="4" w:color="BFBFBF"/>
+          <w:right w:val="single" w:sz="4" w:space="4" w:color="BFBFBF"/>
+        </w:pBdr>
+        <w:shd w:val="clear" w:color="auto" w:fill="F2F2F2"/>
+        <w:ind w:left="120" w:right="120"/>
+        <w:rPr>
+          <w:rFonts w:ascii="Consolas" w:eastAsia="Consolas" w:hAnsi="Consolas" w:cs="Consolas"/>
+          <w:sz w:val="18"/>
+          <w:szCs w:val="18"/>
+        </w:rPr>
+      </w:pPr>
+      <w:r>
+        <w:rPr>
+          <w:rFonts w:ascii="Consolas" w:eastAsia="Consolas" w:hAnsi="Consolas" w:cs="Consolas"/>
+          <w:sz w:val="18"/>
+          <w:szCs w:val="18"/>
+        </w:rPr>
+        <w:t xml:space="preserve">    sched_yield();</w:t>
+      </w:r>
+    </w:p>
+    <w:p>
+      <w:pPr>
+        <w:keepNext/>
+        <w:pBdr>
+          <w:left w:val="single" w:sz="4" w:space="4" w:color="BFBFBF"/>
+          <w:right w:val="single" w:sz="4" w:space="4" w:color="BFBFBF"/>
+        </w:pBdr>
+        <w:shd w:val="clear" w:color="auto" w:fill="F2F2F2"/>
+        <w:ind w:left="120" w:right="120"/>
+        <w:rPr>
+          <w:rFonts w:ascii="Consolas" w:eastAsia="Consolas" w:hAnsi="Consolas" w:cs="Consolas"/>
+          <w:sz w:val="18"/>
+          <w:szCs w:val="18"/>
+        </w:rPr>
+      </w:pPr>
+      <w:r>
+        <w:rPr>
+          <w:rFonts w:ascii="Consolas" w:eastAsia="Consolas" w:hAnsi="Consolas" w:cs="Consolas"/>
+          <w:sz w:val="18"/>
+          <w:szCs w:val="18"/>
+        </w:rPr>
+        <w:t xml:space="preserve">    balance = reg;</w:t>
+      </w:r>
+    </w:p>
+    <w:p>
+      <w:pPr>
+        <w:keepNext/>
+        <w:pBdr>
+          <w:left w:val="single" w:sz="4" w:space="4" w:color="BFBFBF"/>
+          <w:right w:val="single" w:sz="4" w:space="4" w:color="BFBFBF"/>
+        </w:pBdr>
+        <w:shd w:val="clear" w:color="auto" w:fill="F2F2F2"/>
+        <w:ind w:left="120" w:right="120"/>
+        <w:rPr>
+          <w:rFonts w:ascii="Consolas" w:eastAsia="Consolas" w:hAnsi="Consolas" w:cs="Consolas"/>
+          <w:sz w:val="18"/>
+          <w:szCs w:val="18"/>
+        </w:rPr>
+      </w:pPr>
+      <w:r>
+        <w:rPr>
+          <w:rFonts w:ascii="Consolas" w:eastAsia="Consolas" w:hAnsi="Consolas" w:cs="Consolas"/>
+          <w:sz w:val="18"/>
+          <w:szCs w:val="18"/>
+        </w:rPr>
+        <w:t>}</w:t>
+      </w:r>
+    </w:p>
+    <w:p>
+      <w:pPr>
+        <w:keepNext/>
+        <w:pBdr>
+          <w:left w:val="single" w:sz="4" w:space="4" w:color="BFBFBF"/>
+          <w:right w:val="single" w:sz="4" w:space="4" w:color="BFBFBF"/>
+        </w:pBdr>
+        <w:shd w:val="clear" w:color="auto" w:fill="F2F2F2"/>
+        <w:ind w:left="120" w:right="120"/>
+        <w:rPr>
+          <w:rFonts w:ascii="Consolas" w:eastAsia="Consolas" w:hAnsi="Consolas" w:cs="Consolas"/>
+          <w:sz w:val="18"/>
+          <w:szCs w:val="18"/>
+        </w:rPr>
+      </w:pPr>
+      <w:r>
+        <w:rPr>
+          <w:rFonts w:ascii="Consolas" w:eastAsia="Consolas" w:hAnsi="Consolas" w:cs="Consolas"/>
+          <w:sz w:val="18"/>
+          <w:szCs w:val="18"/>
+        </w:rPr>
+        <w:t xml:space="preserve"> </w:t>
+      </w:r>
+    </w:p>
+    <w:p>
+      <w:pPr>
+        <w:keepNext/>
+        <w:pBdr>
+          <w:left w:val="single" w:sz="4" w:space="4" w:color="BFBFBF"/>
+          <w:right w:val="single" w:sz="4" w:space="4" w:color="BFBFBF"/>
+        </w:pBdr>
+        <w:shd w:val="clear" w:color="auto" w:fill="F2F2F2"/>
+        <w:ind w:left="120" w:right="120"/>
+        <w:rPr>
+          <w:rFonts w:ascii="Consolas" w:eastAsia="Consolas" w:hAnsi="Consolas" w:cs="Consolas"/>
+          <w:sz w:val="18"/>
+          <w:szCs w:val="18"/>
+        </w:rPr>
+      </w:pPr>
+      <w:r>
+        <w:rPr>
+          <w:rFonts w:ascii="Consolas" w:eastAsia="Consolas" w:hAnsi="Consolas" w:cs="Consolas"/>
+          <w:sz w:val="18"/>
+          <w:szCs w:val="18"/>
+        </w:rPr>
+        <w:t>void *atm_thread(void *arg)</w:t>
+      </w:r>
+    </w:p>
+    <w:p>
+      <w:pPr>
+        <w:keepNext/>
+        <w:pBdr>
+          <w:left w:val="single" w:sz="4" w:space="4" w:color="BFBFBF"/>
+          <w:right w:val="single" w:sz="4" w:space="4" w:color="BFBFBF"/>
+        </w:pBdr>
+        <w:shd w:val="clear" w:color="auto" w:fill="F2F2F2"/>
+        <w:ind w:left="120" w:right="120"/>
+        <w:rPr>
+          <w:rFonts w:ascii="Consolas" w:eastAsia="Consolas" w:hAnsi="Consolas" w:cs="Consolas"/>
+          <w:sz w:val="18"/>
+          <w:szCs w:val="18"/>
+        </w:rPr>
+      </w:pPr>
+      <w:r>
+        <w:rPr>
+          <w:rFonts w:ascii="Consolas" w:eastAsia="Consolas" w:hAnsi="Consolas" w:cs="Consolas"/>
+          <w:sz w:val="18"/>
+          <w:szCs w:val="18"/>
+        </w:rPr>
+        <w:t>{</w:t>
+      </w:r>
+    </w:p>
+    <w:p>
+      <w:pPr>
+        <w:keepNext/>
+        <w:pBdr>
+          <w:left w:val="single" w:sz="4" w:space="4" w:color="BFBFBF"/>
+          <w:right w:val="single" w:sz="4" w:space="4" w:color="BFBFBF"/>
+        </w:pBdr>
+        <w:shd w:val="clear" w:color="auto" w:fill="F2F2F2"/>
+        <w:ind w:left="120" w:right="120"/>
+        <w:rPr>
+          <w:rFonts w:ascii="Consolas" w:eastAsia="Consolas" w:hAnsi="Consolas" w:cs="Consolas"/>
+          <w:sz w:val="18"/>
+          <w:szCs w:val="18"/>
+        </w:rPr>
+      </w:pPr>
+      <w:r>
+        <w:rPr>
+          <w:rFonts w:ascii="Consolas" w:eastAsia="Consolas" w:hAnsi="Consolas" w:cs="Consolas"/>
+          <w:sz w:val="18"/>
+          <w:szCs w:val="18"/>
+        </w:rPr>
+        <w:t xml:space="preserve">    struct atm *a = arg;</w:t>
+      </w:r>
+    </w:p>
+    <w:p>
+      <w:pPr>
+        <w:keepNext/>
+        <w:pBdr>
+          <w:left w:val="single" w:sz="4" w:space="4" w:color="BFBFBF"/>
+          <w:right w:val="single" w:sz="4" w:space="4" w:color="BFBFBF"/>
+        </w:pBdr>
+        <w:shd w:val="clear" w:color="auto" w:fill="F2F2F2"/>
+        <w:ind w:left="120" w:right="120"/>
+        <w:rPr>
+          <w:rFonts w:ascii="Consolas" w:eastAsia="Consolas" w:hAnsi="Consolas" w:cs="Consolas"/>
+          <w:sz w:val="18"/>
+          <w:szCs w:val="18"/>
+        </w:rPr>
+      </w:pPr>
+      <w:r>
+        <w:rPr>
+          <w:rFonts w:ascii="Consolas" w:eastAsia="Consolas" w:hAnsi="Consolas" w:cs="Consolas"/>
+          <w:sz w:val="18"/>
+          <w:szCs w:val="18"/>
+        </w:rPr>
+        <w:t xml:space="preserve">    void (*deposit)(void)  = use_yield ? deposit_yield  : deposit_plain;</w:t>
+      </w:r>
+    </w:p>
+    <w:p>
+      <w:pPr>
+        <w:keepNext/>
+        <w:pBdr>
+          <w:left w:val="single" w:sz="4" w:space="4" w:color="BFBFBF"/>
+          <w:right w:val="single" w:sz="4" w:space="4" w:color="BFBFBF"/>
+        </w:pBdr>
+        <w:shd w:val="clear" w:color="auto" w:fill="F2F2F2"/>
+        <w:ind w:left="120" w:right="120"/>
+        <w:rPr>
+          <w:rFonts w:ascii="Consolas" w:eastAsia="Consolas" w:hAnsi="Consolas" w:cs="Consolas"/>
+          <w:sz w:val="18"/>
+          <w:szCs w:val="18"/>
+        </w:rPr>
+      </w:pPr>
+      <w:r>
+        <w:rPr>
+          <w:rFonts w:ascii="Consolas" w:eastAsia="Consolas" w:hAnsi="Consolas" w:cs="Consolas"/>
+          <w:sz w:val="18"/>
+          <w:szCs w:val="18"/>
+        </w:rPr>
+        <w:t xml:space="preserve">    void (*withdraw)(void) = use_yield ? withdraw_yield : withdraw_plain;</w:t>
+      </w:r>
+    </w:p>
+    <w:p>
+      <w:pPr>
+        <w:keepNext/>
+        <w:pBdr>
+          <w:left w:val="single" w:sz="4" w:space="4" w:color="BFBFBF"/>
+          <w:right w:val="single" w:sz="4" w:space="4" w:color="BFBFBF"/>
+        </w:pBdr>
+        <w:shd w:val="clear" w:color="auto" w:fill="F2F2F2"/>
+        <w:ind w:left="120" w:right="120"/>
+        <w:rPr>
+          <w:rFonts w:ascii="Consolas" w:eastAsia="Consolas" w:hAnsi="Consolas" w:cs="Consolas"/>
+          <w:sz w:val="18"/>
+          <w:szCs w:val="18"/>
+        </w:rPr>
+      </w:pPr>
+      <w:r>
+        <w:rPr>
+          <w:rFonts w:ascii="Consolas" w:eastAsia="Consolas" w:hAnsi="Consolas" w:cs="Consolas"/>
+          <w:sz w:val="18"/>
+          <w:szCs w:val="18"/>
+        </w:rPr>
+        <w:t xml:space="preserve">    long done_dep = 0, done_wdr = 0;</w:t>
+      </w:r>
+    </w:p>
+    <w:p>
+      <w:pPr>
+        <w:keepNext/>
+        <w:pBdr>
+          <w:left w:val="single" w:sz="4" w:space="4" w:color="BFBFBF"/>
+          <w:right w:val="single" w:sz="4" w:space="4" w:color="BFBFBF"/>
+        </w:pBdr>
+        <w:shd w:val="clear" w:color="auto" w:fill="F2F2F2"/>
+        <w:ind w:left="120" w:right="120"/>
+        <w:rPr>
+          <w:rFonts w:ascii="Consolas" w:eastAsia="Consolas" w:hAnsi="Consolas" w:cs="Consolas"/>
+          <w:sz w:val="18"/>
+          <w:szCs w:val="18"/>
+        </w:rPr>
+      </w:pPr>
+      <w:r>
+        <w:rPr>
+          <w:rFonts w:ascii="Consolas" w:eastAsia="Consolas" w:hAnsi="Consolas" w:cs="Consolas"/>
+          <w:sz w:val="18"/>
+          <w:szCs w:val="18"/>
+        </w:rPr>
+        <w:t xml:space="preserve">    long i;</w:t>
+      </w:r>
+    </w:p>
+    <w:p>
+      <w:pPr>
+        <w:keepNext/>
+        <w:pBdr>
+          <w:left w:val="single" w:sz="4" w:space="4" w:color="BFBFBF"/>
+          <w:right w:val="single" w:sz="4" w:space="4" w:color="BFBFBF"/>
+        </w:pBdr>
+        <w:shd w:val="clear" w:color="auto" w:fill="F2F2F2"/>
+        <w:ind w:left="120" w:right="120"/>
+        <w:rPr>
+          <w:rFonts w:ascii="Consolas" w:eastAsia="Consolas" w:hAnsi="Consolas" w:cs="Consolas"/>
+          <w:sz w:val="18"/>
+          <w:szCs w:val="18"/>
+        </w:rPr>
+      </w:pPr>
+      <w:r>
+        <w:rPr>
+          <w:rFonts w:ascii="Consolas" w:eastAsia="Consolas" w:hAnsi="Consolas" w:cs="Consolas"/>
+          <w:sz w:val="18"/>
+          <w:szCs w:val="18"/>
+        </w:rPr>
+        <w:t xml:space="preserve"> </w:t>
+      </w:r>
+    </w:p>
+    <w:p>
+      <w:pPr>
+        <w:keepNext/>
+        <w:pBdr>
+          <w:left w:val="single" w:sz="4" w:space="4" w:color="BFBFBF"/>
+          <w:right w:val="single" w:sz="4" w:space="4" w:color="BFBFBF"/>
+        </w:pBdr>
+        <w:shd w:val="clear" w:color="auto" w:fill="F2F2F2"/>
+        <w:ind w:left="120" w:right="120"/>
+        <w:rPr>
+          <w:rFonts w:ascii="Consolas" w:eastAsia="Consolas" w:hAnsi="Consolas" w:cs="Consolas"/>
+          <w:sz w:val="18"/>
+          <w:szCs w:val="18"/>
+        </w:rPr>
+      </w:pPr>
+      <w:r>
+        <w:rPr>
+          <w:rFonts w:ascii="Consolas" w:eastAsia="Consolas" w:hAnsi="Consolas" w:cs="Consolas"/>
+          <w:sz w:val="18"/>
+          <w:szCs w:val="18"/>
+        </w:rPr>
+        <w:t xml:space="preserve">    if (a-&gt;role == DEPOSITOR || a-&gt;role == BOTH)</w:t>
+      </w:r>
+    </w:p>
+    <w:p>
+      <w:pPr>
+        <w:keepNext/>
+        <w:pBdr>
+          <w:left w:val="single" w:sz="4" w:space="4" w:color="BFBFBF"/>
+          <w:right w:val="single" w:sz="4" w:space="4" w:color="BFBFBF"/>
+        </w:pBdr>
+        <w:shd w:val="clear" w:color="auto" w:fill="F2F2F2"/>
+        <w:ind w:left="120" w:right="120"/>
+        <w:rPr>
+          <w:rFonts w:ascii="Consolas" w:eastAsia="Consolas" w:hAnsi="Consolas" w:cs="Consolas"/>
+          <w:sz w:val="18"/>
+          <w:szCs w:val="18"/>
+        </w:rPr>
+      </w:pPr>
+      <w:r>
+        <w:rPr>
+          <w:rFonts w:ascii="Consolas" w:eastAsia="Consolas" w:hAnsi="Consolas" w:cs="Consolas"/>
+          <w:sz w:val="18"/>
+          <w:szCs w:val="18"/>
+        </w:rPr>
+        <w:t xml:space="preserve">        for (i = 0; i &lt; a-&gt;tx; i++) {</w:t>
+      </w:r>
+    </w:p>
+    <w:p>
+      <w:pPr>
+        <w:keepNext/>
+        <w:pBdr>
+          <w:left w:val="single" w:sz="4" w:space="4" w:color="BFBFBF"/>
+          <w:right w:val="single" w:sz="4" w:space="4" w:color="BFBFBF"/>
+        </w:pBdr>
+        <w:shd w:val="clear" w:color="auto" w:fill="F2F2F2"/>
+        <w:ind w:left="120" w:right="120"/>
+        <w:rPr>
+          <w:rFonts w:ascii="Consolas" w:eastAsia="Consolas" w:hAnsi="Consolas" w:cs="Consolas"/>
+          <w:sz w:val="18"/>
+          <w:szCs w:val="18"/>
+        </w:rPr>
+      </w:pPr>
+      <w:r>
+        <w:rPr>
+          <w:rFonts w:ascii="Consolas" w:eastAsia="Consolas" w:hAnsi="Consolas" w:cs="Consolas"/>
+          <w:sz w:val="18"/>
+          <w:szCs w:val="18"/>
+        </w:rPr>
+        <w:t xml:space="preserve">            deposit();</w:t>
+      </w:r>
+    </w:p>
+    <w:p>
+      <w:pPr>
+        <w:keepNext/>
+        <w:pBdr>
+          <w:left w:val="single" w:sz="4" w:space="4" w:color="BFBFBF"/>
+          <w:right w:val="single" w:sz="4" w:space="4" w:color="BFBFBF"/>
+        </w:pBdr>
+        <w:shd w:val="clear" w:color="auto" w:fill="F2F2F2"/>
+        <w:ind w:left="120" w:right="120"/>
+        <w:rPr>
+          <w:rFonts w:ascii="Consolas" w:eastAsia="Consolas" w:hAnsi="Consolas" w:cs="Consolas"/>
+          <w:sz w:val="18"/>
+          <w:szCs w:val="18"/>
+        </w:rPr>
+      </w:pPr>
+      <w:r>
+        <w:rPr>
+          <w:rFonts w:ascii="Consolas" w:eastAsia="Consolas" w:hAnsi="Consolas" w:cs="Consolas"/>
+          <w:sz w:val="18"/>
+          <w:szCs w:val="18"/>
+        </w:rPr>
+        <w:t xml:space="preserve">            done_dep++;</w:t>
+      </w:r>
+    </w:p>
+    <w:p>
+      <w:pPr>
+        <w:keepNext/>
+        <w:pBdr>
+          <w:left w:val="single" w:sz="4" w:space="4" w:color="BFBFBF"/>
+          <w:right w:val="single" w:sz="4" w:space="4" w:color="BFBFBF"/>
+        </w:pBdr>
+        <w:shd w:val="clear" w:color="auto" w:fill="F2F2F2"/>
+        <w:ind w:left="120" w:right="120"/>
+        <w:rPr>
+          <w:rFonts w:ascii="Consolas" w:eastAsia="Consolas" w:hAnsi="Consolas" w:cs="Consolas"/>
+          <w:sz w:val="18"/>
+          <w:szCs w:val="18"/>
+        </w:rPr>
+      </w:pPr>
+      <w:r>
+        <w:rPr>
+          <w:rFonts w:ascii="Consolas" w:eastAsia="Consolas" w:hAnsi="Consolas" w:cs="Consolas"/>
+          <w:sz w:val="18"/>
+          <w:szCs w:val="18"/>
+        </w:rPr>
+        <w:t xml:space="preserve">        }</w:t>
+      </w:r>
+    </w:p>
+    <w:p>
+      <w:pPr>
+        <w:keepNext/>
+        <w:pBdr>
+          <w:left w:val="single" w:sz="4" w:space="4" w:color="BFBFBF"/>
+          <w:right w:val="single" w:sz="4" w:space="4" w:color="BFBFBF"/>
+        </w:pBdr>
+        <w:shd w:val="clear" w:color="auto" w:fill="F2F2F2"/>
+        <w:ind w:left="120" w:right="120"/>
+        <w:rPr>
+          <w:rFonts w:ascii="Consolas" w:eastAsia="Consolas" w:hAnsi="Consolas" w:cs="Consolas"/>
+          <w:sz w:val="18"/>
+          <w:szCs w:val="18"/>
+        </w:rPr>
+      </w:pPr>
+      <w:r>
+        <w:rPr>
+          <w:rFonts w:ascii="Consolas" w:eastAsia="Consolas" w:hAnsi="Consolas" w:cs="Consolas"/>
+          <w:sz w:val="18"/>
+          <w:szCs w:val="18"/>
+        </w:rPr>
+        <w:t xml:space="preserve">    if (a-&gt;role == WITHDRAWER || a-&gt;role == BOTH)</w:t>
+      </w:r>
+    </w:p>
+    <w:p>
+      <w:pPr>
+        <w:keepNext/>
+        <w:pBdr>
+          <w:left w:val="single" w:sz="4" w:space="4" w:color="BFBFBF"/>
+          <w:right w:val="single" w:sz="4" w:space="4" w:color="BFBFBF"/>
+        </w:pBdr>
+        <w:shd w:val="clear" w:color="auto" w:fill="F2F2F2"/>
+        <w:ind w:left="120" w:right="120"/>
+        <w:rPr>
+          <w:rFonts w:ascii="Consolas" w:eastAsia="Consolas" w:hAnsi="Consolas" w:cs="Consolas"/>
+          <w:sz w:val="18"/>
+          <w:szCs w:val="18"/>
+        </w:rPr>
+      </w:pPr>
+      <w:r>
+        <w:rPr>
+          <w:rFonts w:ascii="Consolas" w:eastAsia="Consolas" w:hAnsi="Consolas" w:cs="Consolas"/>
+          <w:sz w:val="18"/>
+          <w:szCs w:val="18"/>
+        </w:rPr>
+        <w:t xml:space="preserve">        for (i = 0; i &lt; a-&gt;tx; i++) {</w:t>
+      </w:r>
+    </w:p>
+    <w:p>
+      <w:pPr>
+        <w:keepNext/>
+        <w:pBdr>
+          <w:left w:val="single" w:sz="4" w:space="4" w:color="BFBFBF"/>
+          <w:right w:val="single" w:sz="4" w:space="4" w:color="BFBFBF"/>
+        </w:pBdr>
+        <w:shd w:val="clear" w:color="auto" w:fill="F2F2F2"/>
+        <w:ind w:left="120" w:right="120"/>
+        <w:rPr>
+          <w:rFonts w:ascii="Consolas" w:eastAsia="Consolas" w:hAnsi="Consolas" w:cs="Consolas"/>
+          <w:sz w:val="18"/>
+          <w:szCs w:val="18"/>
+        </w:rPr>
+      </w:pPr>
+      <w:r>
+        <w:rPr>
+          <w:rFonts w:ascii="Consolas" w:eastAsia="Consolas" w:hAnsi="Consolas" w:cs="Consolas"/>
+          <w:sz w:val="18"/>
+          <w:szCs w:val="18"/>
+        </w:rPr>
+        <w:t xml:space="preserve">            withdraw();</w:t>
+      </w:r>
+    </w:p>
+    <w:p>
+      <w:pPr>
+        <w:keepNext/>
+        <w:pBdr>
+          <w:left w:val="single" w:sz="4" w:space="4" w:color="BFBFBF"/>
+          <w:right w:val="single" w:sz="4" w:space="4" w:color="BFBFBF"/>
+        </w:pBdr>
+        <w:shd w:val="clear" w:color="auto" w:fill="F2F2F2"/>
+        <w:ind w:left="120" w:right="120"/>
+        <w:rPr>
+          <w:rFonts w:ascii="Consolas" w:eastAsia="Consolas" w:hAnsi="Consolas" w:cs="Consolas"/>
+          <w:sz w:val="18"/>
+          <w:szCs w:val="18"/>
+        </w:rPr>
+      </w:pPr>
+      <w:r>
+        <w:rPr>
+          <w:rFonts w:ascii="Consolas" w:eastAsia="Consolas" w:hAnsi="Consolas" w:cs="Consolas"/>
+          <w:sz w:val="18"/>
+          <w:szCs w:val="18"/>
+        </w:rPr>
+        <w:t xml:space="preserve">            done_wdr++;</w:t>
+      </w:r>
+    </w:p>
+    <w:p>
+      <w:pPr>
+        <w:keepNext/>
+        <w:pBdr>
+          <w:left w:val="single" w:sz="4" w:space="4" w:color="BFBFBF"/>
+          <w:right w:val="single" w:sz="4" w:space="4" w:color="BFBFBF"/>
+        </w:pBdr>
+        <w:shd w:val="clear" w:color="auto" w:fill="F2F2F2"/>
+        <w:ind w:left="120" w:right="120"/>
+        <w:rPr>
+          <w:rFonts w:ascii="Consolas" w:eastAsia="Consolas" w:hAnsi="Consolas" w:cs="Consolas"/>
+          <w:sz w:val="18"/>
+          <w:szCs w:val="18"/>
+        </w:rPr>
+      </w:pPr>
+      <w:r>
+        <w:rPr>
+          <w:rFonts w:ascii="Consolas" w:eastAsia="Consolas" w:hAnsi="Consolas" w:cs="Consolas"/>
+          <w:sz w:val="18"/>
+          <w:szCs w:val="18"/>
+        </w:rPr>
+        <w:t xml:space="preserve">        }</w:t>
+      </w:r>
+    </w:p>
+    <w:p>
+      <w:pPr>
+        <w:keepNext/>
+        <w:pBdr>
+          <w:left w:val="single" w:sz="4" w:space="4" w:color="BFBFBF"/>
+          <w:right w:val="single" w:sz="4" w:space="4" w:color="BFBFBF"/>
+        </w:pBdr>
+        <w:shd w:val="clear" w:color="auto" w:fill="F2F2F2"/>
+        <w:ind w:left="120" w:right="120"/>
+        <w:rPr>
+          <w:rFonts w:ascii="Consolas" w:eastAsia="Consolas" w:hAnsi="Consolas" w:cs="Consolas"/>
+          <w:sz w:val="18"/>
+          <w:szCs w:val="18"/>
+        </w:rPr>
+      </w:pPr>
+      <w:r>
+        <w:rPr>
+          <w:rFonts w:ascii="Consolas" w:eastAsia="Consolas" w:hAnsi="Consolas" w:cs="Consolas"/>
+          <w:sz w:val="18"/>
+          <w:szCs w:val="18"/>
+        </w:rPr>
+        <w:t xml:space="preserve"> </w:t>
+      </w:r>
+    </w:p>
+    <w:p>
+      <w:pPr>
+        <w:keepNext/>
+        <w:pBdr>
+          <w:left w:val="single" w:sz="4" w:space="4" w:color="BFBFBF"/>
+          <w:right w:val="single" w:sz="4" w:space="4" w:color="BFBFBF"/>
+        </w:pBdr>
+        <w:shd w:val="clear" w:color="auto" w:fill="F2F2F2"/>
+        <w:ind w:left="120" w:right="120"/>
+        <w:rPr>
+          <w:rFonts w:ascii="Consolas" w:eastAsia="Consolas" w:hAnsi="Consolas" w:cs="Consolas"/>
+          <w:sz w:val="18"/>
+          <w:szCs w:val="18"/>
+        </w:rPr>
+      </w:pPr>
+      <w:r>
+        <w:rPr>
+          <w:rFonts w:ascii="Consolas" w:eastAsia="Consolas" w:hAnsi="Consolas" w:cs="Consolas"/>
+          <w:sz w:val="18"/>
+          <w:szCs w:val="18"/>
+        </w:rPr>
+        <w:t xml:space="preserve">    a-&gt;deposits    = done_dep;</w:t>
+      </w:r>
+    </w:p>
+    <w:p>
+      <w:pPr>
+        <w:keepNext/>
+        <w:pBdr>
+          <w:left w:val="single" w:sz="4" w:space="4" w:color="BFBFBF"/>
+          <w:right w:val="single" w:sz="4" w:space="4" w:color="BFBFBF"/>
+        </w:pBdr>
+        <w:shd w:val="clear" w:color="auto" w:fill="F2F2F2"/>
+        <w:ind w:left="120" w:right="120"/>
+        <w:rPr>
+          <w:rFonts w:ascii="Consolas" w:eastAsia="Consolas" w:hAnsi="Consolas" w:cs="Consolas"/>
+          <w:sz w:val="18"/>
+          <w:szCs w:val="18"/>
+        </w:rPr>
+      </w:pPr>
+      <w:r>
+        <w:rPr>
+          <w:rFonts w:ascii="Consolas" w:eastAsia="Consolas" w:hAnsi="Consolas" w:cs="Consolas"/>
+          <w:sz w:val="18"/>
+          <w:szCs w:val="18"/>
+        </w:rPr>
+        <w:t xml:space="preserve">    a-&gt;withdrawals = done_wdr;</w:t>
+      </w:r>
+    </w:p>
+    <w:p>
+      <w:pPr>
+        <w:keepNext/>
+        <w:pBdr>
+          <w:left w:val="single" w:sz="4" w:space="4" w:color="BFBFBF"/>
+          <w:right w:val="single" w:sz="4" w:space="4" w:color="BFBFBF"/>
+        </w:pBdr>
+        <w:shd w:val="clear" w:color="auto" w:fill="F2F2F2"/>
+        <w:ind w:left="120" w:right="120"/>
+        <w:rPr>
+          <w:rFonts w:ascii="Consolas" w:eastAsia="Consolas" w:hAnsi="Consolas" w:cs="Consolas"/>
+          <w:sz w:val="18"/>
+          <w:szCs w:val="18"/>
+        </w:rPr>
+      </w:pPr>
+      <w:r>
+        <w:rPr>
+          <w:rFonts w:ascii="Consolas" w:eastAsia="Consolas" w:hAnsi="Consolas" w:cs="Consolas"/>
+          <w:sz w:val="18"/>
+          <w:szCs w:val="18"/>
+        </w:rPr>
+        <w:t xml:space="preserve">    return NULL;</w:t>
+      </w:r>
+    </w:p>
+    <w:p>
+      <w:pPr>
+        <w:keepNext/>
+        <w:pBdr>
+          <w:left w:val="single" w:sz="4" w:space="4" w:color="BFBFBF"/>
+          <w:right w:val="single" w:sz="4" w:space="4" w:color="BFBFBF"/>
+        </w:pBdr>
+        <w:shd w:val="clear" w:color="auto" w:fill="F2F2F2"/>
+        <w:ind w:left="120" w:right="120"/>
+        <w:rPr>
+          <w:rFonts w:ascii="Consolas" w:eastAsia="Consolas" w:hAnsi="Consolas" w:cs="Consolas"/>
+          <w:sz w:val="18"/>
+          <w:szCs w:val="18"/>
+        </w:rPr>
+      </w:pPr>
+      <w:r>
+        <w:rPr>
+          <w:rFonts w:ascii="Consolas" w:eastAsia="Consolas" w:hAnsi="Consolas" w:cs="Consolas"/>
+          <w:sz w:val="18"/>
+          <w:szCs w:val="18"/>
+        </w:rPr>
+        <w:t>}</w:t>
+      </w:r>
+    </w:p>
+    <w:p>
+      <w:pPr>
+        <w:keepNext/>
+        <w:pBdr>
+          <w:left w:val="single" w:sz="4" w:space="4" w:color="BFBFBF"/>
+          <w:right w:val="single" w:sz="4" w:space="4" w:color="BFBFBF"/>
+        </w:pBdr>
+        <w:shd w:val="clear" w:color="auto" w:fill="F2F2F2"/>
+        <w:ind w:left="120" w:right="120"/>
+        <w:rPr>
+          <w:rFonts w:ascii="Consolas" w:eastAsia="Consolas" w:hAnsi="Consolas" w:cs="Consolas"/>
+          <w:sz w:val="18"/>
+          <w:szCs w:val="18"/>
+        </w:rPr>
+      </w:pPr>
+      <w:r>
+        <w:rPr>
+          <w:rFonts w:ascii="Consolas" w:eastAsia="Consolas" w:hAnsi="Consolas" w:cs="Consolas"/>
+          <w:sz w:val="18"/>
+          <w:szCs w:val="18"/>
+        </w:rPr>
+        <w:t xml:space="preserve"> </w:t>
+      </w:r>
+    </w:p>
+    <w:p>
+      <w:pPr>
+        <w:keepNext/>
+        <w:pBdr>
+          <w:left w:val="single" w:sz="4" w:space="4" w:color="BFBFBF"/>
+          <w:right w:val="single" w:sz="4" w:space="4" w:color="BFBFBF"/>
+        </w:pBdr>
+        <w:shd w:val="clear" w:color="auto" w:fill="F2F2F2"/>
+        <w:ind w:left="120" w:right="120"/>
+        <w:rPr>
+          <w:rFonts w:ascii="Consolas" w:eastAsia="Consolas" w:hAnsi="Consolas" w:cs="Consolas"/>
+          <w:sz w:val="18"/>
+          <w:szCs w:val="18"/>
+        </w:rPr>
+      </w:pPr>
+      <w:r>
+        <w:rPr>
+          <w:rFonts w:ascii="Consolas" w:eastAsia="Consolas" w:hAnsi="Consolas" w:cs="Consolas"/>
+          <w:sz w:val="18"/>
+          <w:szCs w:val="18"/>
+        </w:rPr>
+        <w:t>static void usage(const char *prog)</w:t>
+      </w:r>
+    </w:p>
+    <w:p>
+      <w:pPr>
+        <w:keepNext/>
+        <w:pBdr>
+          <w:left w:val="single" w:sz="4" w:space="4" w:color="BFBFBF"/>
+          <w:right w:val="single" w:sz="4" w:space="4" w:color="BFBFBF"/>
+        </w:pBdr>
+        <w:shd w:val="clear" w:color="auto" w:fill="F2F2F2"/>
+        <w:ind w:left="120" w:right="120"/>
+        <w:rPr>
+          <w:rFonts w:ascii="Consolas" w:eastAsia="Consolas" w:hAnsi="Consolas" w:cs="Consolas"/>
+          <w:sz w:val="18"/>
+          <w:szCs w:val="18"/>
+        </w:rPr>
+      </w:pPr>
+      <w:r>
+        <w:rPr>
+          <w:rFonts w:ascii="Consolas" w:eastAsia="Consolas" w:hAnsi="Consolas" w:cs="Consolas"/>
+          <w:sz w:val="18"/>
+          <w:szCs w:val="18"/>
+        </w:rPr>
+        <w:t>{</w:t>
+      </w:r>
+    </w:p>
+    <w:p>
+      <w:pPr>
+        <w:keepNext/>
+        <w:pBdr>
+          <w:left w:val="single" w:sz="4" w:space="4" w:color="BFBFBF"/>
+          <w:right w:val="single" w:sz="4" w:space="4" w:color="BFBFBF"/>
+        </w:pBdr>
+        <w:shd w:val="clear" w:color="auto" w:fill="F2F2F2"/>
+        <w:ind w:left="120" w:right="120"/>
+        <w:rPr>
+          <w:rFonts w:ascii="Consolas" w:eastAsia="Consolas" w:hAnsi="Consolas" w:cs="Consolas"/>
+          <w:sz w:val="18"/>
+          <w:szCs w:val="18"/>
+        </w:rPr>
+      </w:pPr>
+      <w:r>
+        <w:rPr>
+          <w:rFonts w:ascii="Consolas" w:eastAsia="Consolas" w:hAnsi="Consolas" w:cs="Consolas"/>
+          <w:sz w:val="18"/>
+          <w:szCs w:val="18"/>
+        </w:rPr>
+        <w:t xml:space="preserve">    fprintf(stderr, "usage: %s [threads] [tx_per_thread] [yield]\n"</w:t>
+      </w:r>
+    </w:p>
+    <w:p>
+      <w:pPr>
+        <w:keepNext/>
+        <w:pBdr>
+          <w:left w:val="single" w:sz="4" w:space="4" w:color="BFBFBF"/>
+          <w:right w:val="single" w:sz="4" w:space="4" w:color="BFBFBF"/>
+        </w:pBdr>
+        <w:shd w:val="clear" w:color="auto" w:fill="F2F2F2"/>
+        <w:ind w:left="120" w:right="120"/>
+        <w:rPr>
+          <w:rFonts w:ascii="Consolas" w:eastAsia="Consolas" w:hAnsi="Consolas" w:cs="Consolas"/>
+          <w:sz w:val="18"/>
+          <w:szCs w:val="18"/>
+        </w:rPr>
+      </w:pPr>
+      <w:r>
+        <w:rPr>
+          <w:rFonts w:ascii="Consolas" w:eastAsia="Consolas" w:hAnsi="Consolas" w:cs="Consolas"/>
+          <w:sz w:val="18"/>
+          <w:szCs w:val="18"/>
+        </w:rPr>
+        <w:t xml:space="preserve">                    "  threads = 1, or an even number from 2 to %d\n"</w:t>
+      </w:r>
+    </w:p>
+    <w:p>
+      <w:pPr>
+        <w:keepNext/>
+        <w:pBdr>
+          <w:left w:val="single" w:sz="4" w:space="4" w:color="BFBFBF"/>
+          <w:right w:val="single" w:sz="4" w:space="4" w:color="BFBFBF"/>
+        </w:pBdr>
+        <w:shd w:val="clear" w:color="auto" w:fill="F2F2F2"/>
+        <w:ind w:left="120" w:right="120"/>
+        <w:rPr>
+          <w:rFonts w:ascii="Consolas" w:eastAsia="Consolas" w:hAnsi="Consolas" w:cs="Consolas"/>
+          <w:sz w:val="18"/>
+          <w:szCs w:val="18"/>
+        </w:rPr>
+      </w:pPr>
+      <w:r>
+        <w:rPr>
+          <w:rFonts w:ascii="Consolas" w:eastAsia="Consolas" w:hAnsi="Consolas" w:cs="Consolas"/>
+          <w:sz w:val="18"/>
+          <w:szCs w:val="18"/>
+        </w:rPr>
+        <w:t xml:space="preserve">                    "  yield   = call sched_yield() between load and store\n",</w:t>
+      </w:r>
+    </w:p>
+    <w:p>
+      <w:pPr>
+        <w:keepNext/>
+        <w:pBdr>
+          <w:left w:val="single" w:sz="4" w:space="4" w:color="BFBFBF"/>
+          <w:right w:val="single" w:sz="4" w:space="4" w:color="BFBFBF"/>
+        </w:pBdr>
+        <w:shd w:val="clear" w:color="auto" w:fill="F2F2F2"/>
+        <w:ind w:left="120" w:right="120"/>
+        <w:rPr>
+          <w:rFonts w:ascii="Consolas" w:eastAsia="Consolas" w:hAnsi="Consolas" w:cs="Consolas"/>
+          <w:sz w:val="18"/>
+          <w:szCs w:val="18"/>
+        </w:rPr>
+      </w:pPr>
+      <w:r>
+        <w:rPr>
+          <w:rFonts w:ascii="Consolas" w:eastAsia="Consolas" w:hAnsi="Consolas" w:cs="Consolas"/>
+          <w:sz w:val="18"/>
+          <w:szCs w:val="18"/>
+        </w:rPr>
+        <w:t xml:space="preserve">            prog, MAX_THREADS);</w:t>
+      </w:r>
+    </w:p>
+    <w:p>
+      <w:pPr>
+        <w:keepNext/>
+        <w:pBdr>
+          <w:left w:val="single" w:sz="4" w:space="4" w:color="BFBFBF"/>
+          <w:right w:val="single" w:sz="4" w:space="4" w:color="BFBFBF"/>
+        </w:pBdr>
+        <w:shd w:val="clear" w:color="auto" w:fill="F2F2F2"/>
+        <w:ind w:left="120" w:right="120"/>
+        <w:rPr>
+          <w:rFonts w:ascii="Consolas" w:eastAsia="Consolas" w:hAnsi="Consolas" w:cs="Consolas"/>
+          <w:sz w:val="18"/>
+          <w:szCs w:val="18"/>
+        </w:rPr>
+      </w:pPr>
+      <w:r>
+        <w:rPr>
+          <w:rFonts w:ascii="Consolas" w:eastAsia="Consolas" w:hAnsi="Consolas" w:cs="Consolas"/>
+          <w:sz w:val="18"/>
+          <w:szCs w:val="18"/>
+        </w:rPr>
+        <w:t xml:space="preserve">    exit(1);</w:t>
+      </w:r>
+    </w:p>
+    <w:p>
+      <w:pPr>
+        <w:keepNext/>
+        <w:pBdr>
+          <w:left w:val="single" w:sz="4" w:space="4" w:color="BFBFBF"/>
+          <w:right w:val="single" w:sz="4" w:space="4" w:color="BFBFBF"/>
+        </w:pBdr>
+        <w:shd w:val="clear" w:color="auto" w:fill="F2F2F2"/>
+        <w:ind w:left="120" w:right="120"/>
+        <w:rPr>
+          <w:rFonts w:ascii="Consolas" w:eastAsia="Consolas" w:hAnsi="Consolas" w:cs="Consolas"/>
+          <w:sz w:val="18"/>
+          <w:szCs w:val="18"/>
+        </w:rPr>
+      </w:pPr>
+      <w:r>
+        <w:rPr>
+          <w:rFonts w:ascii="Consolas" w:eastAsia="Consolas" w:hAnsi="Consolas" w:cs="Consolas"/>
+          <w:sz w:val="18"/>
+          <w:szCs w:val="18"/>
+        </w:rPr>
+        <w:t>}</w:t>
+      </w:r>
+    </w:p>
+    <w:p>
+      <w:pPr>
+        <w:keepNext/>
+        <w:pBdr>
+          <w:left w:val="single" w:sz="4" w:space="4" w:color="BFBFBF"/>
+          <w:right w:val="single" w:sz="4" w:space="4" w:color="BFBFBF"/>
+        </w:pBdr>
+        <w:shd w:val="clear" w:color="auto" w:fill="F2F2F2"/>
+        <w:ind w:left="120" w:right="120"/>
+        <w:rPr>
+          <w:rFonts w:ascii="Consolas" w:eastAsia="Consolas" w:hAnsi="Consolas" w:cs="Consolas"/>
+          <w:sz w:val="18"/>
+          <w:szCs w:val="18"/>
+        </w:rPr>
+      </w:pPr>
+      <w:r>
+        <w:rPr>
+          <w:rFonts w:ascii="Consolas" w:eastAsia="Consolas" w:hAnsi="Consolas" w:cs="Consolas"/>
+          <w:sz w:val="18"/>
+          <w:szCs w:val="18"/>
+        </w:rPr>
+        <w:t xml:space="preserve"> </w:t>
+      </w:r>
+    </w:p>
+    <w:p>
+      <w:pPr>
+        <w:keepNext/>
+        <w:pBdr>
+          <w:left w:val="single" w:sz="4" w:space="4" w:color="BFBFBF"/>
+          <w:right w:val="single" w:sz="4" w:space="4" w:color="BFBFBF"/>
+        </w:pBdr>
+        <w:shd w:val="clear" w:color="auto" w:fill="F2F2F2"/>
+        <w:ind w:left="120" w:right="120"/>
+        <w:rPr>
+          <w:rFonts w:ascii="Consolas" w:eastAsia="Consolas" w:hAnsi="Consolas" w:cs="Consolas"/>
+          <w:sz w:val="18"/>
+          <w:szCs w:val="18"/>
+        </w:rPr>
+      </w:pPr>
+      <w:r>
+        <w:rPr>
+          <w:rFonts w:ascii="Consolas" w:eastAsia="Consolas" w:hAnsi="Consolas" w:cs="Consolas"/>
+          <w:sz w:val="18"/>
+          <w:szCs w:val="18"/>
+        </w:rPr>
+        <w:t>int main(int argc, char *argv[])</w:t>
+      </w:r>
+    </w:p>
+    <w:p>
+      <w:pPr>
+        <w:keepNext/>
+        <w:pBdr>
+          <w:left w:val="single" w:sz="4" w:space="4" w:color="BFBFBF"/>
+          <w:right w:val="single" w:sz="4" w:space="4" w:color="BFBFBF"/>
+        </w:pBdr>
+        <w:shd w:val="clear" w:color="auto" w:fill="F2F2F2"/>
+        <w:ind w:left="120" w:right="120"/>
+        <w:rPr>
+          <w:rFonts w:ascii="Consolas" w:eastAsia="Consolas" w:hAnsi="Consolas" w:cs="Consolas"/>
+          <w:sz w:val="18"/>
+          <w:szCs w:val="18"/>
+        </w:rPr>
+      </w:pPr>
+      <w:r>
+        <w:rPr>
+          <w:rFonts w:ascii="Consolas" w:eastAsia="Consolas" w:hAnsi="Consolas" w:cs="Consolas"/>
+          <w:sz w:val="18"/>
+          <w:szCs w:val="18"/>
+        </w:rPr>
+        <w:t>{</w:t>
+      </w:r>
+    </w:p>
+    <w:p>
+      <w:pPr>
+        <w:keepNext/>
+        <w:pBdr>
+          <w:left w:val="single" w:sz="4" w:space="4" w:color="BFBFBF"/>
+          <w:right w:val="single" w:sz="4" w:space="4" w:color="BFBFBF"/>
+        </w:pBdr>
+        <w:shd w:val="clear" w:color="auto" w:fill="F2F2F2"/>
+        <w:ind w:left="120" w:right="120"/>
+        <w:rPr>
+          <w:rFonts w:ascii="Consolas" w:eastAsia="Consolas" w:hAnsi="Consolas" w:cs="Consolas"/>
+          <w:sz w:val="18"/>
+          <w:szCs w:val="18"/>
+        </w:rPr>
+      </w:pPr>
+      <w:r>
+        <w:rPr>
+          <w:rFonts w:ascii="Consolas" w:eastAsia="Consolas" w:hAnsi="Consolas" w:cs="Consolas"/>
+          <w:sz w:val="18"/>
+          <w:szCs w:val="18"/>
+        </w:rPr>
+        <w:t xml:space="preserve">    struct atm atms[MAX_THREADS];</w:t>
+      </w:r>
+    </w:p>
+    <w:p>
+      <w:pPr>
+        <w:keepNext/>
+        <w:pBdr>
+          <w:left w:val="single" w:sz="4" w:space="4" w:color="BFBFBF"/>
+          <w:right w:val="single" w:sz="4" w:space="4" w:color="BFBFBF"/>
+        </w:pBdr>
+        <w:shd w:val="clear" w:color="auto" w:fill="F2F2F2"/>
+        <w:ind w:left="120" w:right="120"/>
+        <w:rPr>
+          <w:rFonts w:ascii="Consolas" w:eastAsia="Consolas" w:hAnsi="Consolas" w:cs="Consolas"/>
+          <w:sz w:val="18"/>
+          <w:szCs w:val="18"/>
+        </w:rPr>
+      </w:pPr>
+      <w:r>
+        <w:rPr>
+          <w:rFonts w:ascii="Consolas" w:eastAsia="Consolas" w:hAnsi="Consolas" w:cs="Consolas"/>
+          <w:sz w:val="18"/>
+          <w:szCs w:val="18"/>
+        </w:rPr>
+        <w:t xml:space="preserve">    int  nthreads = 1;</w:t>
+      </w:r>
+    </w:p>
+    <w:p>
+      <w:pPr>
+        <w:keepNext/>
+        <w:pBdr>
+          <w:left w:val="single" w:sz="4" w:space="4" w:color="BFBFBF"/>
+          <w:right w:val="single" w:sz="4" w:space="4" w:color="BFBFBF"/>
+        </w:pBdr>
+        <w:shd w:val="clear" w:color="auto" w:fill="F2F2F2"/>
+        <w:ind w:left="120" w:right="120"/>
+        <w:rPr>
+          <w:rFonts w:ascii="Consolas" w:eastAsia="Consolas" w:hAnsi="Consolas" w:cs="Consolas"/>
+          <w:sz w:val="18"/>
+          <w:szCs w:val="18"/>
+        </w:rPr>
+      </w:pPr>
+      <w:r>
+        <w:rPr>
+          <w:rFonts w:ascii="Consolas" w:eastAsia="Consolas" w:hAnsi="Consolas" w:cs="Consolas"/>
+          <w:sz w:val="18"/>
+          <w:szCs w:val="18"/>
+        </w:rPr>
+        <w:t xml:space="preserve">    long tx       = 1000000;</w:t>
+      </w:r>
+    </w:p>
+    <w:p>
+      <w:pPr>
+        <w:keepNext/>
+        <w:pBdr>
+          <w:left w:val="single" w:sz="4" w:space="4" w:color="BFBFBF"/>
+          <w:right w:val="single" w:sz="4" w:space="4" w:color="BFBFBF"/>
+        </w:pBdr>
+        <w:shd w:val="clear" w:color="auto" w:fill="F2F2F2"/>
+        <w:ind w:left="120" w:right="120"/>
+        <w:rPr>
+          <w:rFonts w:ascii="Consolas" w:eastAsia="Consolas" w:hAnsi="Consolas" w:cs="Consolas"/>
+          <w:sz w:val="18"/>
+          <w:szCs w:val="18"/>
+        </w:rPr>
+      </w:pPr>
+      <w:r>
+        <w:rPr>
+          <w:rFonts w:ascii="Consolas" w:eastAsia="Consolas" w:hAnsi="Consolas" w:cs="Consolas"/>
+          <w:sz w:val="18"/>
+          <w:szCs w:val="18"/>
+        </w:rPr>
+        <w:t xml:space="preserve">    long deposits = 0, withdrawals = 0, expected;</w:t>
+      </w:r>
+    </w:p>
+    <w:p>
+      <w:pPr>
+        <w:keepNext/>
+        <w:pBdr>
+          <w:left w:val="single" w:sz="4" w:space="4" w:color="BFBFBF"/>
+          <w:right w:val="single" w:sz="4" w:space="4" w:color="BFBFBF"/>
+        </w:pBdr>
+        <w:shd w:val="clear" w:color="auto" w:fill="F2F2F2"/>
+        <w:ind w:left="120" w:right="120"/>
+        <w:rPr>
+          <w:rFonts w:ascii="Consolas" w:eastAsia="Consolas" w:hAnsi="Consolas" w:cs="Consolas"/>
+          <w:sz w:val="18"/>
+          <w:szCs w:val="18"/>
+        </w:rPr>
+      </w:pPr>
+      <w:r>
+        <w:rPr>
+          <w:rFonts w:ascii="Consolas" w:eastAsia="Consolas" w:hAnsi="Consolas" w:cs="Consolas"/>
+          <w:sz w:val="18"/>
+          <w:szCs w:val="18"/>
+        </w:rPr>
+        <w:t xml:space="preserve">    int  i;</w:t>
+      </w:r>
+    </w:p>
+    <w:p>
+      <w:pPr>
+        <w:keepNext/>
+        <w:pBdr>
+          <w:left w:val="single" w:sz="4" w:space="4" w:color="BFBFBF"/>
+          <w:right w:val="single" w:sz="4" w:space="4" w:color="BFBFBF"/>
+        </w:pBdr>
+        <w:shd w:val="clear" w:color="auto" w:fill="F2F2F2"/>
+        <w:ind w:left="120" w:right="120"/>
+        <w:rPr>
+          <w:rFonts w:ascii="Consolas" w:eastAsia="Consolas" w:hAnsi="Consolas" w:cs="Consolas"/>
+          <w:sz w:val="18"/>
+          <w:szCs w:val="18"/>
+        </w:rPr>
+      </w:pPr>
+      <w:r>
+        <w:rPr>
+          <w:rFonts w:ascii="Consolas" w:eastAsia="Consolas" w:hAnsi="Consolas" w:cs="Consolas"/>
+          <w:sz w:val="18"/>
+          <w:szCs w:val="18"/>
+        </w:rPr>
+        <w:t xml:space="preserve"> </w:t>
+      </w:r>
+    </w:p>
+    <w:p>
+      <w:pPr>
+        <w:keepNext/>
+        <w:pBdr>
+          <w:left w:val="single" w:sz="4" w:space="4" w:color="BFBFBF"/>
+          <w:right w:val="single" w:sz="4" w:space="4" w:color="BFBFBF"/>
+        </w:pBdr>
+        <w:shd w:val="clear" w:color="auto" w:fill="F2F2F2"/>
+        <w:ind w:left="120" w:right="120"/>
+        <w:rPr>
+          <w:rFonts w:ascii="Consolas" w:eastAsia="Consolas" w:hAnsi="Consolas" w:cs="Consolas"/>
+          <w:sz w:val="18"/>
+          <w:szCs w:val="18"/>
+        </w:rPr>
+      </w:pPr>
+      <w:r>
+        <w:rPr>
+          <w:rFonts w:ascii="Consolas" w:eastAsia="Consolas" w:hAnsi="Consolas" w:cs="Consolas"/>
+          <w:sz w:val="18"/>
+          <w:szCs w:val="18"/>
+        </w:rPr>
+        <w:t xml:space="preserve">    if (argc &gt; 1)</w:t>
+      </w:r>
+    </w:p>
+    <w:p>
+      <w:pPr>
+        <w:keepNext/>
+        <w:pBdr>
+          <w:left w:val="single" w:sz="4" w:space="4" w:color="BFBFBF"/>
+          <w:right w:val="single" w:sz="4" w:space="4" w:color="BFBFBF"/>
+        </w:pBdr>
+        <w:shd w:val="clear" w:color="auto" w:fill="F2F2F2"/>
+        <w:ind w:left="120" w:right="120"/>
+        <w:rPr>
+          <w:rFonts w:ascii="Consolas" w:eastAsia="Consolas" w:hAnsi="Consolas" w:cs="Consolas"/>
+          <w:sz w:val="18"/>
+          <w:szCs w:val="18"/>
+        </w:rPr>
+      </w:pPr>
+      <w:r>
+        <w:rPr>
+          <w:rFonts w:ascii="Consolas" w:eastAsia="Consolas" w:hAnsi="Consolas" w:cs="Consolas"/>
+          <w:sz w:val="18"/>
+          <w:szCs w:val="18"/>
+        </w:rPr>
+        <w:t xml:space="preserve">        nthreads = atoi(argv[1]);</w:t>
+      </w:r>
+    </w:p>
+    <w:p>
+      <w:pPr>
+        <w:keepNext/>
+        <w:pBdr>
+          <w:left w:val="single" w:sz="4" w:space="4" w:color="BFBFBF"/>
+          <w:right w:val="single" w:sz="4" w:space="4" w:color="BFBFBF"/>
+        </w:pBdr>
+        <w:shd w:val="clear" w:color="auto" w:fill="F2F2F2"/>
+        <w:ind w:left="120" w:right="120"/>
+        <w:rPr>
+          <w:rFonts w:ascii="Consolas" w:eastAsia="Consolas" w:hAnsi="Consolas" w:cs="Consolas"/>
+          <w:sz w:val="18"/>
+          <w:szCs w:val="18"/>
+        </w:rPr>
+      </w:pPr>
+      <w:r>
+        <w:rPr>
+          <w:rFonts w:ascii="Consolas" w:eastAsia="Consolas" w:hAnsi="Consolas" w:cs="Consolas"/>
+          <w:sz w:val="18"/>
+          <w:szCs w:val="18"/>
+        </w:rPr>
+        <w:t xml:space="preserve">    if (argc &gt; 2)</w:t>
+      </w:r>
+    </w:p>
+    <w:p>
+      <w:pPr>
+        <w:keepNext/>
+        <w:pBdr>
+          <w:left w:val="single" w:sz="4" w:space="4" w:color="BFBFBF"/>
+          <w:right w:val="single" w:sz="4" w:space="4" w:color="BFBFBF"/>
+        </w:pBdr>
+        <w:shd w:val="clear" w:color="auto" w:fill="F2F2F2"/>
+        <w:ind w:left="120" w:right="120"/>
+        <w:rPr>
+          <w:rFonts w:ascii="Consolas" w:eastAsia="Consolas" w:hAnsi="Consolas" w:cs="Consolas"/>
+          <w:sz w:val="18"/>
+          <w:szCs w:val="18"/>
+        </w:rPr>
+      </w:pPr>
+      <w:r>
+        <w:rPr>
+          <w:rFonts w:ascii="Consolas" w:eastAsia="Consolas" w:hAnsi="Consolas" w:cs="Consolas"/>
+          <w:sz w:val="18"/>
+          <w:szCs w:val="18"/>
+        </w:rPr>
+        <w:t xml:space="preserve">        tx = atol(argv[2]);</w:t>
+      </w:r>
+    </w:p>
+    <w:p>
+      <w:pPr>
+        <w:keepNext/>
+        <w:pBdr>
+          <w:left w:val="single" w:sz="4" w:space="4" w:color="BFBFBF"/>
+          <w:right w:val="single" w:sz="4" w:space="4" w:color="BFBFBF"/>
+        </w:pBdr>
+        <w:shd w:val="clear" w:color="auto" w:fill="F2F2F2"/>
+        <w:ind w:left="120" w:right="120"/>
+        <w:rPr>
+          <w:rFonts w:ascii="Consolas" w:eastAsia="Consolas" w:hAnsi="Consolas" w:cs="Consolas"/>
+          <w:sz w:val="18"/>
+          <w:szCs w:val="18"/>
+        </w:rPr>
+      </w:pPr>
+      <w:r>
+        <w:rPr>
+          <w:rFonts w:ascii="Consolas" w:eastAsia="Consolas" w:hAnsi="Consolas" w:cs="Consolas"/>
+          <w:sz w:val="18"/>
+          <w:szCs w:val="18"/>
+        </w:rPr>
+        <w:t xml:space="preserve">    if (argc &gt; 3) {</w:t>
+      </w:r>
+    </w:p>
+    <w:p>
+      <w:pPr>
+        <w:keepNext/>
+        <w:pBdr>
+          <w:left w:val="single" w:sz="4" w:space="4" w:color="BFBFBF"/>
+          <w:right w:val="single" w:sz="4" w:space="4" w:color="BFBFBF"/>
+        </w:pBdr>
+        <w:shd w:val="clear" w:color="auto" w:fill="F2F2F2"/>
+        <w:ind w:left="120" w:right="120"/>
+        <w:rPr>
+          <w:rFonts w:ascii="Consolas" w:eastAsia="Consolas" w:hAnsi="Consolas" w:cs="Consolas"/>
+          <w:sz w:val="18"/>
+          <w:szCs w:val="18"/>
+        </w:rPr>
+      </w:pPr>
+      <w:r>
+        <w:rPr>
+          <w:rFonts w:ascii="Consolas" w:eastAsia="Consolas" w:hAnsi="Consolas" w:cs="Consolas"/>
+          <w:sz w:val="18"/>
+          <w:szCs w:val="18"/>
+        </w:rPr>
+        <w:t xml:space="preserve">        if (strcmp(argv[3], "yield") != 0)</w:t>
+      </w:r>
+    </w:p>
+    <w:p>
+      <w:pPr>
+        <w:keepNext/>
+        <w:pBdr>
+          <w:left w:val="single" w:sz="4" w:space="4" w:color="BFBFBF"/>
+          <w:right w:val="single" w:sz="4" w:space="4" w:color="BFBFBF"/>
+        </w:pBdr>
+        <w:shd w:val="clear" w:color="auto" w:fill="F2F2F2"/>
+        <w:ind w:left="120" w:right="120"/>
+        <w:rPr>
+          <w:rFonts w:ascii="Consolas" w:eastAsia="Consolas" w:hAnsi="Consolas" w:cs="Consolas"/>
+          <w:sz w:val="18"/>
+          <w:szCs w:val="18"/>
+        </w:rPr>
+      </w:pPr>
+      <w:r>
+        <w:rPr>
+          <w:rFonts w:ascii="Consolas" w:eastAsia="Consolas" w:hAnsi="Consolas" w:cs="Consolas"/>
+          <w:sz w:val="18"/>
+          <w:szCs w:val="18"/>
+        </w:rPr>
+        <w:t xml:space="preserve">            usage(argv[0]);</w:t>
+      </w:r>
+    </w:p>
+    <w:p>
+      <w:pPr>
+        <w:keepNext/>
+        <w:pBdr>
+          <w:left w:val="single" w:sz="4" w:space="4" w:color="BFBFBF"/>
+          <w:right w:val="single" w:sz="4" w:space="4" w:color="BFBFBF"/>
+        </w:pBdr>
+        <w:shd w:val="clear" w:color="auto" w:fill="F2F2F2"/>
+        <w:ind w:left="120" w:right="120"/>
+        <w:rPr>
+          <w:rFonts w:ascii="Consolas" w:eastAsia="Consolas" w:hAnsi="Consolas" w:cs="Consolas"/>
+          <w:sz w:val="18"/>
+          <w:szCs w:val="18"/>
+        </w:rPr>
+      </w:pPr>
+      <w:r>
+        <w:rPr>
+          <w:rFonts w:ascii="Consolas" w:eastAsia="Consolas" w:hAnsi="Consolas" w:cs="Consolas"/>
+          <w:sz w:val="18"/>
+          <w:szCs w:val="18"/>
+        </w:rPr>
+        <w:t xml:space="preserve">        use_yield = 1;</w:t>
+      </w:r>
+    </w:p>
+    <w:p>
+      <w:pPr>
+        <w:keepNext/>
+        <w:pBdr>
+          <w:left w:val="single" w:sz="4" w:space="4" w:color="BFBFBF"/>
+          <w:right w:val="single" w:sz="4" w:space="4" w:color="BFBFBF"/>
+        </w:pBdr>
+        <w:shd w:val="clear" w:color="auto" w:fill="F2F2F2"/>
+        <w:ind w:left="120" w:right="120"/>
+        <w:rPr>
+          <w:rFonts w:ascii="Consolas" w:eastAsia="Consolas" w:hAnsi="Consolas" w:cs="Consolas"/>
+          <w:sz w:val="18"/>
+          <w:szCs w:val="18"/>
+        </w:rPr>
+      </w:pPr>
+      <w:r>
+        <w:rPr>
+          <w:rFonts w:ascii="Consolas" w:eastAsia="Consolas" w:hAnsi="Consolas" w:cs="Consolas"/>
+          <w:sz w:val="18"/>
+          <w:szCs w:val="18"/>
+        </w:rPr>
+        <w:t xml:space="preserve">    }</w:t>
+      </w:r>
+    </w:p>
+    <w:p>
+      <w:pPr>
+        <w:keepNext/>
+        <w:pBdr>
+          <w:left w:val="single" w:sz="4" w:space="4" w:color="BFBFBF"/>
+          <w:right w:val="single" w:sz="4" w:space="4" w:color="BFBFBF"/>
+        </w:pBdr>
+        <w:shd w:val="clear" w:color="auto" w:fill="F2F2F2"/>
+        <w:ind w:left="120" w:right="120"/>
+        <w:rPr>
+          <w:rFonts w:ascii="Consolas" w:eastAsia="Consolas" w:hAnsi="Consolas" w:cs="Consolas"/>
+          <w:sz w:val="18"/>
+          <w:szCs w:val="18"/>
+        </w:rPr>
+      </w:pPr>
+      <w:r>
+        <w:rPr>
+          <w:rFonts w:ascii="Consolas" w:eastAsia="Consolas" w:hAnsi="Consolas" w:cs="Consolas"/>
+          <w:sz w:val="18"/>
+          <w:szCs w:val="18"/>
+        </w:rPr>
+        <w:t xml:space="preserve">    if (nthreads &lt; 1 || nthreads &gt; MAX_THREADS</w:t>
+      </w:r>
+    </w:p>
+    <w:p>
+      <w:pPr>
+        <w:keepNext/>
+        <w:pBdr>
+          <w:left w:val="single" w:sz="4" w:space="4" w:color="BFBFBF"/>
+          <w:right w:val="single" w:sz="4" w:space="4" w:color="BFBFBF"/>
+        </w:pBdr>
+        <w:shd w:val="clear" w:color="auto" w:fill="F2F2F2"/>
+        <w:ind w:left="120" w:right="120"/>
+        <w:rPr>
+          <w:rFonts w:ascii="Consolas" w:eastAsia="Consolas" w:hAnsi="Consolas" w:cs="Consolas"/>
+          <w:sz w:val="18"/>
+          <w:szCs w:val="18"/>
+        </w:rPr>
+      </w:pPr>
+      <w:r>
+        <w:rPr>
+          <w:rFonts w:ascii="Consolas" w:eastAsia="Consolas" w:hAnsi="Consolas" w:cs="Consolas"/>
+          <w:sz w:val="18"/>
+          <w:szCs w:val="18"/>
+        </w:rPr>
+        <w:t xml:space="preserve">        || (nthreads &gt; 1 &amp;&amp; nthreads % 2 != 0) || tx &lt; 1)</w:t>
+      </w:r>
+    </w:p>
+    <w:p>
+      <w:pPr>
+        <w:keepNext/>
+        <w:pBdr>
+          <w:left w:val="single" w:sz="4" w:space="4" w:color="BFBFBF"/>
+          <w:right w:val="single" w:sz="4" w:space="4" w:color="BFBFBF"/>
+        </w:pBdr>
+        <w:shd w:val="clear" w:color="auto" w:fill="F2F2F2"/>
+        <w:ind w:left="120" w:right="120"/>
+        <w:rPr>
+          <w:rFonts w:ascii="Consolas" w:eastAsia="Consolas" w:hAnsi="Consolas" w:cs="Consolas"/>
+          <w:sz w:val="18"/>
+          <w:szCs w:val="18"/>
+        </w:rPr>
+      </w:pPr>
+      <w:r>
+        <w:rPr>
+          <w:rFonts w:ascii="Consolas" w:eastAsia="Consolas" w:hAnsi="Consolas" w:cs="Consolas"/>
+          <w:sz w:val="18"/>
+          <w:szCs w:val="18"/>
+        </w:rPr>
+        <w:t xml:space="preserve">        usage(argv[0]);</w:t>
+      </w:r>
+    </w:p>
+    <w:p>
+      <w:pPr>
+        <w:keepNext/>
+        <w:pBdr>
+          <w:left w:val="single" w:sz="4" w:space="4" w:color="BFBFBF"/>
+          <w:right w:val="single" w:sz="4" w:space="4" w:color="BFBFBF"/>
+        </w:pBdr>
+        <w:shd w:val="clear" w:color="auto" w:fill="F2F2F2"/>
+        <w:ind w:left="120" w:right="120"/>
+        <w:rPr>
+          <w:rFonts w:ascii="Consolas" w:eastAsia="Consolas" w:hAnsi="Consolas" w:cs="Consolas"/>
+          <w:sz w:val="18"/>
+          <w:szCs w:val="18"/>
+        </w:rPr>
+      </w:pPr>
+      <w:r>
+        <w:rPr>
+          <w:rFonts w:ascii="Consolas" w:eastAsia="Consolas" w:hAnsi="Consolas" w:cs="Consolas"/>
+          <w:sz w:val="18"/>
+          <w:szCs w:val="18"/>
+        </w:rPr>
+        <w:t xml:space="preserve"> </w:t>
+      </w:r>
+    </w:p>
+    <w:p>
+      <w:pPr>
+        <w:keepNext/>
+        <w:pBdr>
+          <w:left w:val="single" w:sz="4" w:space="4" w:color="BFBFBF"/>
+          <w:right w:val="single" w:sz="4" w:space="4" w:color="BFBFBF"/>
+        </w:pBdr>
+        <w:shd w:val="clear" w:color="auto" w:fill="F2F2F2"/>
+        <w:ind w:left="120" w:right="120"/>
+        <w:rPr>
+          <w:rFonts w:ascii="Consolas" w:eastAsia="Consolas" w:hAnsi="Consolas" w:cs="Consolas"/>
+          <w:sz w:val="18"/>
+          <w:szCs w:val="18"/>
+        </w:rPr>
+      </w:pPr>
+      <w:r>
+        <w:rPr>
+          <w:rFonts w:ascii="Consolas" w:eastAsia="Consolas" w:hAnsi="Consolas" w:cs="Consolas"/>
+          <w:sz w:val="18"/>
+          <w:szCs w:val="18"/>
+        </w:rPr>
+        <w:t xml:space="preserve">    memset(atms, 0, sizeof atms);</w:t>
+      </w:r>
+    </w:p>
+    <w:p>
+      <w:pPr>
+        <w:keepNext/>
+        <w:pBdr>
+          <w:left w:val="single" w:sz="4" w:space="4" w:color="BFBFBF"/>
+          <w:right w:val="single" w:sz="4" w:space="4" w:color="BFBFBF"/>
+        </w:pBdr>
+        <w:shd w:val="clear" w:color="auto" w:fill="F2F2F2"/>
+        <w:ind w:left="120" w:right="120"/>
+        <w:rPr>
+          <w:rFonts w:ascii="Consolas" w:eastAsia="Consolas" w:hAnsi="Consolas" w:cs="Consolas"/>
+          <w:sz w:val="18"/>
+          <w:szCs w:val="18"/>
+        </w:rPr>
+      </w:pPr>
+      <w:r>
+        <w:rPr>
+          <w:rFonts w:ascii="Consolas" w:eastAsia="Consolas" w:hAnsi="Consolas" w:cs="Consolas"/>
+          <w:sz w:val="18"/>
+          <w:szCs w:val="18"/>
+        </w:rPr>
+        <w:t xml:space="preserve">    for (i = 0; i &lt; nthreads; i++) {</w:t>
+      </w:r>
+    </w:p>
+    <w:p>
+      <w:pPr>
+        <w:keepNext/>
+        <w:pBdr>
+          <w:left w:val="single" w:sz="4" w:space="4" w:color="BFBFBF"/>
+          <w:right w:val="single" w:sz="4" w:space="4" w:color="BFBFBF"/>
+        </w:pBdr>
+        <w:shd w:val="clear" w:color="auto" w:fill="F2F2F2"/>
+        <w:ind w:left="120" w:right="120"/>
+        <w:rPr>
+          <w:rFonts w:ascii="Consolas" w:eastAsia="Consolas" w:hAnsi="Consolas" w:cs="Consolas"/>
+          <w:sz w:val="18"/>
+          <w:szCs w:val="18"/>
+        </w:rPr>
+      </w:pPr>
+      <w:r>
+        <w:rPr>
+          <w:rFonts w:ascii="Consolas" w:eastAsia="Consolas" w:hAnsi="Consolas" w:cs="Consolas"/>
+          <w:sz w:val="18"/>
+          <w:szCs w:val="18"/>
+        </w:rPr>
+        <w:t xml:space="preserve">        atms[i].tx = tx;</w:t>
+      </w:r>
+    </w:p>
+    <w:p>
+      <w:pPr>
+        <w:keepNext/>
+        <w:pBdr>
+          <w:left w:val="single" w:sz="4" w:space="4" w:color="BFBFBF"/>
+          <w:right w:val="single" w:sz="4" w:space="4" w:color="BFBFBF"/>
+        </w:pBdr>
+        <w:shd w:val="clear" w:color="auto" w:fill="F2F2F2"/>
+        <w:ind w:left="120" w:right="120"/>
+        <w:rPr>
+          <w:rFonts w:ascii="Consolas" w:eastAsia="Consolas" w:hAnsi="Consolas" w:cs="Consolas"/>
+          <w:sz w:val="18"/>
+          <w:szCs w:val="18"/>
+        </w:rPr>
+      </w:pPr>
+      <w:r>
+        <w:rPr>
+          <w:rFonts w:ascii="Consolas" w:eastAsia="Consolas" w:hAnsi="Consolas" w:cs="Consolas"/>
+          <w:sz w:val="18"/>
+          <w:szCs w:val="18"/>
+        </w:rPr>
+        <w:t xml:space="preserve">        if (nthreads == 1)</w:t>
+      </w:r>
+    </w:p>
+    <w:p>
+      <w:pPr>
+        <w:keepNext/>
+        <w:pBdr>
+          <w:left w:val="single" w:sz="4" w:space="4" w:color="BFBFBF"/>
+          <w:right w:val="single" w:sz="4" w:space="4" w:color="BFBFBF"/>
+        </w:pBdr>
+        <w:shd w:val="clear" w:color="auto" w:fill="F2F2F2"/>
+        <w:ind w:left="120" w:right="120"/>
+        <w:rPr>
+          <w:rFonts w:ascii="Consolas" w:eastAsia="Consolas" w:hAnsi="Consolas" w:cs="Consolas"/>
+          <w:sz w:val="18"/>
+          <w:szCs w:val="18"/>
+        </w:rPr>
+      </w:pPr>
+      <w:r>
+        <w:rPr>
+          <w:rFonts w:ascii="Consolas" w:eastAsia="Consolas" w:hAnsi="Consolas" w:cs="Consolas"/>
+          <w:sz w:val="18"/>
+          <w:szCs w:val="18"/>
+        </w:rPr>
+        <w:t xml:space="preserve">            atms[i].role = BOTH;</w:t>
+      </w:r>
+    </w:p>
+    <w:p>
+      <w:pPr>
+        <w:keepNext/>
+        <w:pBdr>
+          <w:left w:val="single" w:sz="4" w:space="4" w:color="BFBFBF"/>
+          <w:right w:val="single" w:sz="4" w:space="4" w:color="BFBFBF"/>
+        </w:pBdr>
+        <w:shd w:val="clear" w:color="auto" w:fill="F2F2F2"/>
+        <w:ind w:left="120" w:right="120"/>
+        <w:rPr>
+          <w:rFonts w:ascii="Consolas" w:eastAsia="Consolas" w:hAnsi="Consolas" w:cs="Consolas"/>
+          <w:sz w:val="18"/>
+          <w:szCs w:val="18"/>
+        </w:rPr>
+      </w:pPr>
+      <w:r>
+        <w:rPr>
+          <w:rFonts w:ascii="Consolas" w:eastAsia="Consolas" w:hAnsi="Consolas" w:cs="Consolas"/>
+          <w:sz w:val="18"/>
+          <w:szCs w:val="18"/>
+        </w:rPr>
+        <w:t xml:space="preserve">        else</w:t>
+      </w:r>
+    </w:p>
+    <w:p>
+      <w:pPr>
+        <w:keepNext/>
+        <w:pBdr>
+          <w:left w:val="single" w:sz="4" w:space="4" w:color="BFBFBF"/>
+          <w:right w:val="single" w:sz="4" w:space="4" w:color="BFBFBF"/>
+        </w:pBdr>
+        <w:shd w:val="clear" w:color="auto" w:fill="F2F2F2"/>
+        <w:ind w:left="120" w:right="120"/>
+        <w:rPr>
+          <w:rFonts w:ascii="Consolas" w:eastAsia="Consolas" w:hAnsi="Consolas" w:cs="Consolas"/>
+          <w:sz w:val="18"/>
+          <w:szCs w:val="18"/>
+        </w:rPr>
+      </w:pPr>
+      <w:r>
+        <w:rPr>
+          <w:rFonts w:ascii="Consolas" w:eastAsia="Consolas" w:hAnsi="Consolas" w:cs="Consolas"/>
+          <w:sz w:val="18"/>
+          <w:szCs w:val="18"/>
+        </w:rPr>
+        <w:t xml:space="preserve">            atms[i].role = (i &lt; nthreads / 2) ? DEPOSITOR : WITHDRAWER;</w:t>
+      </w:r>
+    </w:p>
+    <w:p>
+      <w:pPr>
+        <w:keepNext/>
+        <w:pBdr>
+          <w:left w:val="single" w:sz="4" w:space="4" w:color="BFBFBF"/>
+          <w:right w:val="single" w:sz="4" w:space="4" w:color="BFBFBF"/>
+        </w:pBdr>
+        <w:shd w:val="clear" w:color="auto" w:fill="F2F2F2"/>
+        <w:ind w:left="120" w:right="120"/>
+        <w:rPr>
+          <w:rFonts w:ascii="Consolas" w:eastAsia="Consolas" w:hAnsi="Consolas" w:cs="Consolas"/>
+          <w:sz w:val="18"/>
+          <w:szCs w:val="18"/>
+        </w:rPr>
+      </w:pPr>
+      <w:r>
+        <w:rPr>
+          <w:rFonts w:ascii="Consolas" w:eastAsia="Consolas" w:hAnsi="Consolas" w:cs="Consolas"/>
+          <w:sz w:val="18"/>
+          <w:szCs w:val="18"/>
+        </w:rPr>
+        <w:t xml:space="preserve">    }</w:t>
+      </w:r>
+    </w:p>
+    <w:p>
+      <w:pPr>
+        <w:keepNext/>
+        <w:pBdr>
+          <w:left w:val="single" w:sz="4" w:space="4" w:color="BFBFBF"/>
+          <w:right w:val="single" w:sz="4" w:space="4" w:color="BFBFBF"/>
+        </w:pBdr>
+        <w:shd w:val="clear" w:color="auto" w:fill="F2F2F2"/>
+        <w:ind w:left="120" w:right="120"/>
+        <w:rPr>
+          <w:rFonts w:ascii="Consolas" w:eastAsia="Consolas" w:hAnsi="Consolas" w:cs="Consolas"/>
+          <w:sz w:val="18"/>
+          <w:szCs w:val="18"/>
+        </w:rPr>
+      </w:pPr>
+      <w:r>
+        <w:rPr>
+          <w:rFonts w:ascii="Consolas" w:eastAsia="Consolas" w:hAnsi="Consolas" w:cs="Consolas"/>
+          <w:sz w:val="18"/>
+          <w:szCs w:val="18"/>
+        </w:rPr>
+        <w:t xml:space="preserve"> </w:t>
+      </w:r>
+    </w:p>
+    <w:p>
+      <w:pPr>
+        <w:keepNext/>
+        <w:pBdr>
+          <w:left w:val="single" w:sz="4" w:space="4" w:color="BFBFBF"/>
+          <w:right w:val="single" w:sz="4" w:space="4" w:color="BFBFBF"/>
+        </w:pBdr>
+        <w:shd w:val="clear" w:color="auto" w:fill="F2F2F2"/>
+        <w:ind w:left="120" w:right="120"/>
+        <w:rPr>
+          <w:rFonts w:ascii="Consolas" w:eastAsia="Consolas" w:hAnsi="Consolas" w:cs="Consolas"/>
+          <w:sz w:val="18"/>
+          <w:szCs w:val="18"/>
+        </w:rPr>
+      </w:pPr>
+      <w:r>
+        <w:rPr>
+          <w:rFonts w:ascii="Consolas" w:eastAsia="Consolas" w:hAnsi="Consolas" w:cs="Consolas"/>
+          <w:sz w:val="18"/>
+          <w:szCs w:val="18"/>
+        </w:rPr>
+        <w:t xml:space="preserve">    /* start every ATM first, then wait for all of them to finish */</w:t>
+      </w:r>
+    </w:p>
+    <w:p>
+      <w:pPr>
+        <w:keepNext/>
+        <w:pBdr>
+          <w:left w:val="single" w:sz="4" w:space="4" w:color="BFBFBF"/>
+          <w:right w:val="single" w:sz="4" w:space="4" w:color="BFBFBF"/>
+        </w:pBdr>
+        <w:shd w:val="clear" w:color="auto" w:fill="F2F2F2"/>
+        <w:ind w:left="120" w:right="120"/>
+        <w:rPr>
+          <w:rFonts w:ascii="Consolas" w:eastAsia="Consolas" w:hAnsi="Consolas" w:cs="Consolas"/>
+          <w:sz w:val="18"/>
+          <w:szCs w:val="18"/>
+        </w:rPr>
+      </w:pPr>
+      <w:r>
+        <w:rPr>
+          <w:rFonts w:ascii="Consolas" w:eastAsia="Consolas" w:hAnsi="Consolas" w:cs="Consolas"/>
+          <w:sz w:val="18"/>
+          <w:szCs w:val="18"/>
+        </w:rPr>
+        <w:t xml:space="preserve">    for (i = 0; i &lt; nthreads; i++)</w:t>
+      </w:r>
+    </w:p>
+    <w:p>
+      <w:pPr>
+        <w:keepNext/>
+        <w:pBdr>
+          <w:left w:val="single" w:sz="4" w:space="4" w:color="BFBFBF"/>
+          <w:right w:val="single" w:sz="4" w:space="4" w:color="BFBFBF"/>
+        </w:pBdr>
+        <w:shd w:val="clear" w:color="auto" w:fill="F2F2F2"/>
+        <w:ind w:left="120" w:right="120"/>
+        <w:rPr>
+          <w:rFonts w:ascii="Consolas" w:eastAsia="Consolas" w:hAnsi="Consolas" w:cs="Consolas"/>
+          <w:sz w:val="18"/>
+          <w:szCs w:val="18"/>
+        </w:rPr>
+      </w:pPr>
+      <w:r>
+        <w:rPr>
+          <w:rFonts w:ascii="Consolas" w:eastAsia="Consolas" w:hAnsi="Consolas" w:cs="Consolas"/>
+          <w:sz w:val="18"/>
+          <w:szCs w:val="18"/>
+        </w:rPr>
+        <w:t xml:space="preserve">        if (pthread_create(&amp;atms[i].tid, NULL, atm_thread, &amp;atms[i]) != 0) {</w:t>
+      </w:r>
+    </w:p>
+    <w:p>
+      <w:pPr>
+        <w:keepNext/>
+        <w:pBdr>
+          <w:left w:val="single" w:sz="4" w:space="4" w:color="BFBFBF"/>
+          <w:right w:val="single" w:sz="4" w:space="4" w:color="BFBFBF"/>
+        </w:pBdr>
+        <w:shd w:val="clear" w:color="auto" w:fill="F2F2F2"/>
+        <w:ind w:left="120" w:right="120"/>
+        <w:rPr>
+          <w:rFonts w:ascii="Consolas" w:eastAsia="Consolas" w:hAnsi="Consolas" w:cs="Consolas"/>
+          <w:sz w:val="18"/>
+          <w:szCs w:val="18"/>
+        </w:rPr>
+      </w:pPr>
+      <w:r>
+        <w:rPr>
+          <w:rFonts w:ascii="Consolas" w:eastAsia="Consolas" w:hAnsi="Consolas" w:cs="Consolas"/>
+          <w:sz w:val="18"/>
+          <w:szCs w:val="18"/>
+        </w:rPr>
+        <w:t xml:space="preserve">            perror("pthread_create");</w:t>
+      </w:r>
+    </w:p>
+    <w:p>
+      <w:pPr>
+        <w:keepNext/>
+        <w:pBdr>
+          <w:left w:val="single" w:sz="4" w:space="4" w:color="BFBFBF"/>
+          <w:right w:val="single" w:sz="4" w:space="4" w:color="BFBFBF"/>
+        </w:pBdr>
+        <w:shd w:val="clear" w:color="auto" w:fill="F2F2F2"/>
+        <w:ind w:left="120" w:right="120"/>
+        <w:rPr>
+          <w:rFonts w:ascii="Consolas" w:eastAsia="Consolas" w:hAnsi="Consolas" w:cs="Consolas"/>
+          <w:sz w:val="18"/>
+          <w:szCs w:val="18"/>
+        </w:rPr>
+      </w:pPr>
+      <w:r>
+        <w:rPr>
+          <w:rFonts w:ascii="Consolas" w:eastAsia="Consolas" w:hAnsi="Consolas" w:cs="Consolas"/>
+          <w:sz w:val="18"/>
+          <w:szCs w:val="18"/>
+        </w:rPr>
+        <w:t xml:space="preserve">            return 1;</w:t>
+      </w:r>
+    </w:p>
+    <w:p>
+      <w:pPr>
+        <w:keepNext/>
+        <w:pBdr>
+          <w:left w:val="single" w:sz="4" w:space="4" w:color="BFBFBF"/>
+          <w:right w:val="single" w:sz="4" w:space="4" w:color="BFBFBF"/>
+        </w:pBdr>
+        <w:shd w:val="clear" w:color="auto" w:fill="F2F2F2"/>
+        <w:ind w:left="120" w:right="120"/>
+        <w:rPr>
+          <w:rFonts w:ascii="Consolas" w:eastAsia="Consolas" w:hAnsi="Consolas" w:cs="Consolas"/>
+          <w:sz w:val="18"/>
+          <w:szCs w:val="18"/>
+        </w:rPr>
+      </w:pPr>
+      <w:r>
+        <w:rPr>
+          <w:rFonts w:ascii="Consolas" w:eastAsia="Consolas" w:hAnsi="Consolas" w:cs="Consolas"/>
+          <w:sz w:val="18"/>
+          <w:szCs w:val="18"/>
+        </w:rPr>
+        <w:t xml:space="preserve">        }</w:t>
+      </w:r>
+    </w:p>
+    <w:p>
+      <w:pPr>
+        <w:keepNext/>
+        <w:pBdr>
+          <w:left w:val="single" w:sz="4" w:space="4" w:color="BFBFBF"/>
+          <w:right w:val="single" w:sz="4" w:space="4" w:color="BFBFBF"/>
+        </w:pBdr>
+        <w:shd w:val="clear" w:color="auto" w:fill="F2F2F2"/>
+        <w:ind w:left="120" w:right="120"/>
+        <w:rPr>
+          <w:rFonts w:ascii="Consolas" w:eastAsia="Consolas" w:hAnsi="Consolas" w:cs="Consolas"/>
+          <w:sz w:val="18"/>
+          <w:szCs w:val="18"/>
+        </w:rPr>
+      </w:pPr>
+      <w:r>
+        <w:rPr>
+          <w:rFonts w:ascii="Consolas" w:eastAsia="Consolas" w:hAnsi="Consolas" w:cs="Consolas"/>
+          <w:sz w:val="18"/>
+          <w:szCs w:val="18"/>
+        </w:rPr>
+        <w:t xml:space="preserve">    for (i = 0; i &lt; nthreads; i++)</w:t>
+      </w:r>
+    </w:p>
+    <w:p>
+      <w:pPr>
+        <w:keepNext/>
+        <w:pBdr>
+          <w:left w:val="single" w:sz="4" w:space="4" w:color="BFBFBF"/>
+          <w:right w:val="single" w:sz="4" w:space="4" w:color="BFBFBF"/>
+        </w:pBdr>
+        <w:shd w:val="clear" w:color="auto" w:fill="F2F2F2"/>
+        <w:ind w:left="120" w:right="120"/>
+        <w:rPr>
+          <w:rFonts w:ascii="Consolas" w:eastAsia="Consolas" w:hAnsi="Consolas" w:cs="Consolas"/>
+          <w:sz w:val="18"/>
+          <w:szCs w:val="18"/>
+        </w:rPr>
+      </w:pPr>
+      <w:r>
+        <w:rPr>
+          <w:rFonts w:ascii="Consolas" w:eastAsia="Consolas" w:hAnsi="Consolas" w:cs="Consolas"/>
+          <w:sz w:val="18"/>
+          <w:szCs w:val="18"/>
+        </w:rPr>
+        <w:t xml:space="preserve">        pthread_join(atms[i].tid, NULL);</w:t>
+      </w:r>
+    </w:p>
+    <w:p>
+      <w:pPr>
+        <w:keepNext/>
+        <w:pBdr>
+          <w:left w:val="single" w:sz="4" w:space="4" w:color="BFBFBF"/>
+          <w:right w:val="single" w:sz="4" w:space="4" w:color="BFBFBF"/>
+        </w:pBdr>
+        <w:shd w:val="clear" w:color="auto" w:fill="F2F2F2"/>
+        <w:ind w:left="120" w:right="120"/>
+        <w:rPr>
+          <w:rFonts w:ascii="Consolas" w:eastAsia="Consolas" w:hAnsi="Consolas" w:cs="Consolas"/>
+          <w:sz w:val="18"/>
+          <w:szCs w:val="18"/>
+        </w:rPr>
+      </w:pPr>
+      <w:r>
+        <w:rPr>
+          <w:rFonts w:ascii="Consolas" w:eastAsia="Consolas" w:hAnsi="Consolas" w:cs="Consolas"/>
+          <w:sz w:val="18"/>
+          <w:szCs w:val="18"/>
+        </w:rPr>
+        <w:t xml:space="preserve"> </w:t>
+      </w:r>
+    </w:p>
+    <w:p>
+      <w:pPr>
+        <w:keepNext/>
+        <w:pBdr>
+          <w:left w:val="single" w:sz="4" w:space="4" w:color="BFBFBF"/>
+          <w:right w:val="single" w:sz="4" w:space="4" w:color="BFBFBF"/>
+        </w:pBdr>
+        <w:shd w:val="clear" w:color="auto" w:fill="F2F2F2"/>
+        <w:ind w:left="120" w:right="120"/>
+        <w:rPr>
+          <w:rFonts w:ascii="Consolas" w:eastAsia="Consolas" w:hAnsi="Consolas" w:cs="Consolas"/>
+          <w:sz w:val="18"/>
+          <w:szCs w:val="18"/>
+        </w:rPr>
+      </w:pPr>
+      <w:r>
+        <w:rPr>
+          <w:rFonts w:ascii="Consolas" w:eastAsia="Consolas" w:hAnsi="Consolas" w:cs="Consolas"/>
+          <w:sz w:val="18"/>
+          <w:szCs w:val="18"/>
+        </w:rPr>
+        <w:t xml:space="preserve">    for (i = 0; i &lt; nthreads; i++) {</w:t>
+      </w:r>
+    </w:p>
+    <w:p>
+      <w:pPr>
+        <w:keepNext/>
+        <w:pBdr>
+          <w:left w:val="single" w:sz="4" w:space="4" w:color="BFBFBF"/>
+          <w:right w:val="single" w:sz="4" w:space="4" w:color="BFBFBF"/>
+        </w:pBdr>
+        <w:shd w:val="clear" w:color="auto" w:fill="F2F2F2"/>
+        <w:ind w:left="120" w:right="120"/>
+        <w:rPr>
+          <w:rFonts w:ascii="Consolas" w:eastAsia="Consolas" w:hAnsi="Consolas" w:cs="Consolas"/>
+          <w:sz w:val="18"/>
+          <w:szCs w:val="18"/>
+        </w:rPr>
+      </w:pPr>
+      <w:r>
+        <w:rPr>
+          <w:rFonts w:ascii="Consolas" w:eastAsia="Consolas" w:hAnsi="Consolas" w:cs="Consolas"/>
+          <w:sz w:val="18"/>
+          <w:szCs w:val="18"/>
+        </w:rPr>
+        <w:t xml:space="preserve">        deposits    += atms[i].deposits;</w:t>
+      </w:r>
+    </w:p>
+    <w:p>
+      <w:pPr>
+        <w:keepNext/>
+        <w:pBdr>
+          <w:left w:val="single" w:sz="4" w:space="4" w:color="BFBFBF"/>
+          <w:right w:val="single" w:sz="4" w:space="4" w:color="BFBFBF"/>
+        </w:pBdr>
+        <w:shd w:val="clear" w:color="auto" w:fill="F2F2F2"/>
+        <w:ind w:left="120" w:right="120"/>
+        <w:rPr>
+          <w:rFonts w:ascii="Consolas" w:eastAsia="Consolas" w:hAnsi="Consolas" w:cs="Consolas"/>
+          <w:sz w:val="18"/>
+          <w:szCs w:val="18"/>
+        </w:rPr>
+      </w:pPr>
+      <w:r>
+        <w:rPr>
+          <w:rFonts w:ascii="Consolas" w:eastAsia="Consolas" w:hAnsi="Consolas" w:cs="Consolas"/>
+          <w:sz w:val="18"/>
+          <w:szCs w:val="18"/>
+        </w:rPr>
+        <w:t xml:space="preserve">        withdrawals += atms[i].withdrawals;</w:t>
+      </w:r>
+    </w:p>
+    <w:p>
+      <w:pPr>
+        <w:keepNext/>
+        <w:pBdr>
+          <w:left w:val="single" w:sz="4" w:space="4" w:color="BFBFBF"/>
+          <w:right w:val="single" w:sz="4" w:space="4" w:color="BFBFBF"/>
+        </w:pBdr>
+        <w:shd w:val="clear" w:color="auto" w:fill="F2F2F2"/>
+        <w:ind w:left="120" w:right="120"/>
+        <w:rPr>
+          <w:rFonts w:ascii="Consolas" w:eastAsia="Consolas" w:hAnsi="Consolas" w:cs="Consolas"/>
+          <w:sz w:val="18"/>
+          <w:szCs w:val="18"/>
+        </w:rPr>
+      </w:pPr>
+      <w:r>
+        <w:rPr>
+          <w:rFonts w:ascii="Consolas" w:eastAsia="Consolas" w:hAnsi="Consolas" w:cs="Consolas"/>
+          <w:sz w:val="18"/>
+          <w:szCs w:val="18"/>
+        </w:rPr>
+        <w:t xml:space="preserve">    }</w:t>
+      </w:r>
+    </w:p>
+    <w:p>
+      <w:pPr>
+        <w:keepNext/>
+        <w:pBdr>
+          <w:left w:val="single" w:sz="4" w:space="4" w:color="BFBFBF"/>
+          <w:right w:val="single" w:sz="4" w:space="4" w:color="BFBFBF"/>
+        </w:pBdr>
+        <w:shd w:val="clear" w:color="auto" w:fill="F2F2F2"/>
+        <w:ind w:left="120" w:right="120"/>
+        <w:rPr>
+          <w:rFonts w:ascii="Consolas" w:eastAsia="Consolas" w:hAnsi="Consolas" w:cs="Consolas"/>
+          <w:sz w:val="18"/>
+          <w:szCs w:val="18"/>
+        </w:rPr>
+      </w:pPr>
+      <w:r>
+        <w:rPr>
+          <w:rFonts w:ascii="Consolas" w:eastAsia="Consolas" w:hAnsi="Consolas" w:cs="Consolas"/>
+          <w:sz w:val="18"/>
+          <w:szCs w:val="18"/>
+        </w:rPr>
+        <w:t xml:space="preserve">    expected = INITIAL_BALANCE + deposits * AMOUNT - withdrawals * AMOUNT;</w:t>
+      </w:r>
+    </w:p>
+    <w:p>
+      <w:pPr>
+        <w:keepNext/>
+        <w:pBdr>
+          <w:left w:val="single" w:sz="4" w:space="4" w:color="BFBFBF"/>
+          <w:right w:val="single" w:sz="4" w:space="4" w:color="BFBFBF"/>
+        </w:pBdr>
+        <w:shd w:val="clear" w:color="auto" w:fill="F2F2F2"/>
+        <w:ind w:left="120" w:right="120"/>
+        <w:rPr>
+          <w:rFonts w:ascii="Consolas" w:eastAsia="Consolas" w:hAnsi="Consolas" w:cs="Consolas"/>
+          <w:sz w:val="18"/>
+          <w:szCs w:val="18"/>
+        </w:rPr>
+      </w:pPr>
+      <w:r>
+        <w:rPr>
+          <w:rFonts w:ascii="Consolas" w:eastAsia="Consolas" w:hAnsi="Consolas" w:cs="Consolas"/>
+          <w:sz w:val="18"/>
+          <w:szCs w:val="18"/>
+        </w:rPr>
+        <w:t xml:space="preserve"> </w:t>
+      </w:r>
+    </w:p>
+    <w:p>
+      <w:pPr>
+        <w:keepNext/>
+        <w:pBdr>
+          <w:left w:val="single" w:sz="4" w:space="4" w:color="BFBFBF"/>
+          <w:right w:val="single" w:sz="4" w:space="4" w:color="BFBFBF"/>
+        </w:pBdr>
+        <w:shd w:val="clear" w:color="auto" w:fill="F2F2F2"/>
+        <w:ind w:left="120" w:right="120"/>
+        <w:rPr>
+          <w:rFonts w:ascii="Consolas" w:eastAsia="Consolas" w:hAnsi="Consolas" w:cs="Consolas"/>
+          <w:sz w:val="18"/>
+          <w:szCs w:val="18"/>
+        </w:rPr>
+      </w:pPr>
+      <w:r>
+        <w:rPr>
+          <w:rFonts w:ascii="Consolas" w:eastAsia="Consolas" w:hAnsi="Consolas" w:cs="Consolas"/>
+          <w:sz w:val="18"/>
+          <w:szCs w:val="18"/>
+        </w:rPr>
+        <w:t xml:space="preserve">    printf("[%s] threads=%d tx=%ld in=%ld out=%ld | expected=%ld actual=%ld diff=%+ld %s\n",</w:t>
+      </w:r>
+    </w:p>
+    <w:p>
+      <w:pPr>
+        <w:keepNext/>
+        <w:pBdr>
+          <w:left w:val="single" w:sz="4" w:space="4" w:color="BFBFBF"/>
+          <w:right w:val="single" w:sz="4" w:space="4" w:color="BFBFBF"/>
+        </w:pBdr>
+        <w:shd w:val="clear" w:color="auto" w:fill="F2F2F2"/>
+        <w:ind w:left="120" w:right="120"/>
+        <w:rPr>
+          <w:rFonts w:ascii="Consolas" w:eastAsia="Consolas" w:hAnsi="Consolas" w:cs="Consolas"/>
+          <w:sz w:val="18"/>
+          <w:szCs w:val="18"/>
+        </w:rPr>
+      </w:pPr>
+      <w:r>
+        <w:rPr>
+          <w:rFonts w:ascii="Consolas" w:eastAsia="Consolas" w:hAnsi="Consolas" w:cs="Consolas"/>
+          <w:sz w:val="18"/>
+          <w:szCs w:val="18"/>
+        </w:rPr>
+        <w:t xml:space="preserve">           use_yield ? "yield" : "plain", nthreads, tx, deposits, withdrawals, expected, balance,</w:t>
+      </w:r>
+    </w:p>
+    <w:p>
+      <w:pPr>
+        <w:keepNext/>
+        <w:pBdr>
+          <w:left w:val="single" w:sz="4" w:space="4" w:color="BFBFBF"/>
+          <w:right w:val="single" w:sz="4" w:space="4" w:color="BFBFBF"/>
+        </w:pBdr>
+        <w:shd w:val="clear" w:color="auto" w:fill="F2F2F2"/>
+        <w:ind w:left="120" w:right="120"/>
+        <w:rPr>
+          <w:rFonts w:ascii="Consolas" w:eastAsia="Consolas" w:hAnsi="Consolas" w:cs="Consolas"/>
+          <w:sz w:val="18"/>
+          <w:szCs w:val="18"/>
+        </w:rPr>
+      </w:pPr>
+      <w:r>
+        <w:rPr>
+          <w:rFonts w:ascii="Consolas" w:eastAsia="Consolas" w:hAnsi="Consolas" w:cs="Consolas"/>
+          <w:sz w:val="18"/>
+          <w:szCs w:val="18"/>
+        </w:rPr>
+        <w:t xml:space="preserve">           balance - expected, (balance == expected) ? "OK" : "RACE");</w:t>
+      </w:r>
+    </w:p>
+    <w:p>
+      <w:pPr>
+        <w:keepNext/>
+        <w:pBdr>
+          <w:left w:val="single" w:sz="4" w:space="4" w:color="BFBFBF"/>
+          <w:right w:val="single" w:sz="4" w:space="4" w:color="BFBFBF"/>
+        </w:pBdr>
+        <w:shd w:val="clear" w:color="auto" w:fill="F2F2F2"/>
+        <w:ind w:left="120" w:right="120"/>
+        <w:rPr>
+          <w:rFonts w:ascii="Consolas" w:eastAsia="Consolas" w:hAnsi="Consolas" w:cs="Consolas"/>
+          <w:sz w:val="18"/>
+          <w:szCs w:val="18"/>
+        </w:rPr>
+      </w:pPr>
+      <w:r>
+        <w:rPr>
+          <w:rFonts w:ascii="Consolas" w:eastAsia="Consolas" w:hAnsi="Consolas" w:cs="Consolas"/>
+          <w:sz w:val="18"/>
+          <w:szCs w:val="18"/>
+        </w:rPr>
+        <w:t xml:space="preserve">    return 0;</w:t>
+      </w:r>
+    </w:p>
+    <w:p>
+      <w:pPr>
+        <w:pBdr>
+          <w:left w:val="single" w:sz="4" w:space="4" w:color="BFBFBF"/>
+          <w:bottom w:val="single" w:sz="4" w:space="4" w:color="BFBFBF"/>
+          <w:right w:val="single" w:sz="4" w:space="4" w:color="BFBFBF"/>
+        </w:pBdr>
+        <w:shd w:val="clear" w:color="auto" w:fill="F2F2F2"/>
+        <w:spacing w:after="120"/>
+        <w:ind w:left="120" w:right="120"/>
+        <w:rPr>
+          <w:rFonts w:ascii="Consolas" w:eastAsia="Consolas" w:hAnsi="Consolas" w:cs="Consolas"/>
+          <w:sz w:val="18"/>
+          <w:szCs w:val="18"/>
+        </w:rPr>
+      </w:pPr>
+      <w:r>
+        <w:rPr>
+          <w:rFonts w:ascii="Consolas" w:eastAsia="Consolas" w:hAnsi="Consolas" w:cs="Consolas"/>
+          <w:sz w:val="18"/>
+          <w:szCs w:val="18"/>
+        </w:rPr>
+        <w:t>}</w:t>
+      </w:r>
+    </w:p>
+    <w:p>
+      <w:pPr>
+        <w:spacing w:after="240"/>
+        <w:jc w:val="center"/>
+      </w:pPr>
+      <w:r>
+        <w:rPr>
+          <w:b/>
+          <w:bCs/>
+          <w:sz w:val="28"/>
+          <w:szCs w:val="28"/>
+        </w:rPr>
+        <w:t xml:space="preserve">Code 3: </w:t>
+      </w:r>
+      <w:r>
+        <w:rPr>
+          <w:sz w:val="28"/>
+          <w:szCs w:val="28"/>
+        </w:rPr>
+        <w:t xml:space="preserve">ซอร์สโค้ด​ฉบับ​สมบูรณ์ </w:t>
+      </w:r>
+      <w:r>
+        <w:rPr>
+          <w:rFonts w:ascii="Consolas" w:eastAsia="Consolas" w:hAnsi="Consolas" w:cs="Consolas"/>
+          <w:sz w:val="20"/>
+          <w:szCs w:val="20"/>
+        </w:rPr>
+        <w:t>PS07/src/ps7.c</w:t>
       </w:r>
     </w:p>
     <w:sectPr>
@@ -5656,10 +9027,96 @@
 <file path=word/numbering.xml><?xml version="1.0" encoding="utf-8"?>
 <w:numbering xmlns:wpc="http://schemas.microsoft.com/office/word/2010/wordprocessingCanvas" xmlns:cx="http://schemas.microsoft.com/office/drawing/2014/chartex" xmlns:cx1="http://schemas.microsoft.com/office/drawing/2015/9/8/chartex" xmlns:cx2="http://schemas.microsoft.com/office/drawing/2015/10/21/chartex" xmlns:cx3="http://schemas.microsoft.com/office/drawing/2016/5/9/chartex" xmlns:cx4="http://schemas.microsoft.com/office/drawing/2016/5/10/chartex" xmlns:cx5="http://schemas.microsoft.com/office/drawing/2016/5/11/chartex" xmlns:cx6="http://schemas.microsoft.com/office/drawing/2016/5/12/chartex" xmlns:cx7="http://schemas.microsoft.com/office/drawing/2016/5/13/chartex" xmlns:cx8="http://schemas.microsoft.com/office/drawing/2016/5/14/chartex" xmlns:mc="http://schemas.openxmlformats.org/markup-compatibility/2006" xmlns:aink="http://schemas.microsoft.com/office/drawing/2016/ink" xmlns:am3d="http://schemas.microsoft.com/office/drawing/2017/model3d" xmlns:o="urn:schemas-microsoft-com:office:office" xmlns:oel="http://schemas.microsoft.com/office/2019/extlst" xmlns:r="http://schemas.openxmlformats.org/officeDocument/2006/relationships" xmlns:m="http://schemas.openxmlformats.org/officeDocument/2006/math" xmlns:v="urn:schemas-microsoft-com:vml" xmlns:wp14="http://schemas.microsoft.com/office/word/2010/wordprocessingDrawing" xmlns:wp="http://schemas.openxmlformats.org/drawingml/2006/wordprocessingDrawing" xmlns:w10="urn:schemas-microsoft-com:office:word" xmlns:w="http://schemas.openxmlformats.org/wordprocessingml/2006/main" xmlns:w14="http://schemas.microsoft.com/office/word/2010/wordml" xmlns:w15="http://schemas.microsoft.com/office/word/2012/wordml" xmlns:w16cex="http://schemas.microsoft.com/office/word/2018/wordml/cex" xmlns:w16cid="http://schemas.microsoft.com/office/word/2016/wordml/cid" xmlns:w16="http://schemas.microsoft.com/office/word/2018/wordml" xmlns:w16du="http://schemas.microsoft.com/office/word/2023/wordml/word16du" xmlns:w16sdtdh="http://schemas.microsoft.com/office/word/2020/wordml/sdtdatahash" xmlns:w16sdtfl="http://schemas.microsoft.com/office/word/2024/wordml/sdtformatlock" xmlns:w16se="http://schemas.microsoft.com/office/word/2015/wordml/symex" xmlns:wpg="http://schemas.microsoft.com/office/word/2010/wordprocessingGroup" xmlns:wpi="http://schemas.microsoft.com/office/word/2010/wordprocessingInk" xmlns:wne="http://schemas.microsoft.com/office/word/2006/wordml" xmlns:wps="http://schemas.microsoft.com/office/word/2010/wordprocessingShape" mc:Ignorable="w14 w15 w16se w16cid w16 w16cex w16sdtdh w16sdtfl w16du wp14">
   <w:abstractNum w:abstractNumId="0" w15:restartNumberingAfterBreak="0">
-    <w:nsid w:val="3DF04E0E"/>
+    <w:nsid w:val="12306583"/>
     <w:multiLevelType w:val="hybridMultilevel"/>
-    <w:tmpl w:val="864C9884"/>
-    <w:lvl w:ilvl="0" w:tplc="8DC444D6">
+    <w:tmpl w:val="C0C62834"/>
+    <w:lvl w:ilvl="0" w:tplc="BE58EC1C">
+      <w:start w:val="1"/>
+      <w:numFmt w:val="bullet"/>
+      <w:lvlText w:val="●"/>
+      <w:lvlJc w:val="left"/>
+      <w:pPr>
+        <w:ind w:left="720" w:hanging="360"/>
+      </w:pPr>
+    </w:lvl>
+    <w:lvl w:ilvl="1" w:tplc="73B67BE0">
+      <w:start w:val="1"/>
+      <w:numFmt w:val="bullet"/>
+      <w:lvlText w:val="○"/>
+      <w:lvlJc w:val="left"/>
+      <w:pPr>
+        <w:ind w:left="1440" w:hanging="360"/>
+      </w:pPr>
+    </w:lvl>
+    <w:lvl w:ilvl="2" w:tplc="D9A8A86A">
+      <w:start w:val="1"/>
+      <w:numFmt w:val="bullet"/>
+      <w:lvlText w:val="■"/>
+      <w:lvlJc w:val="left"/>
+      <w:pPr>
+        <w:ind w:left="2160" w:hanging="360"/>
+      </w:pPr>
+    </w:lvl>
+    <w:lvl w:ilvl="3" w:tplc="7CC6509E">
+      <w:start w:val="1"/>
+      <w:numFmt w:val="bullet"/>
+      <w:lvlText w:val="●"/>
+      <w:lvlJc w:val="left"/>
+      <w:pPr>
+        <w:ind w:left="2880" w:hanging="360"/>
+      </w:pPr>
+    </w:lvl>
+    <w:lvl w:ilvl="4" w:tplc="463A6B92">
+      <w:start w:val="1"/>
+      <w:numFmt w:val="bullet"/>
+      <w:lvlText w:val="○"/>
+      <w:lvlJc w:val="left"/>
+      <w:pPr>
+        <w:ind w:left="3600" w:hanging="360"/>
+      </w:pPr>
+    </w:lvl>
+    <w:lvl w:ilvl="5" w:tplc="1FEACCD0">
+      <w:start w:val="1"/>
+      <w:numFmt w:val="bullet"/>
+      <w:lvlText w:val="■"/>
+      <w:lvlJc w:val="left"/>
+      <w:pPr>
+        <w:ind w:left="4320" w:hanging="360"/>
+      </w:pPr>
+    </w:lvl>
+    <w:lvl w:ilvl="6" w:tplc="C7B64F50">
+      <w:start w:val="1"/>
+      <w:numFmt w:val="bullet"/>
+      <w:lvlText w:val="●"/>
+      <w:lvlJc w:val="left"/>
+      <w:pPr>
+        <w:ind w:left="5040" w:hanging="360"/>
+      </w:pPr>
+    </w:lvl>
+    <w:lvl w:ilvl="7" w:tplc="381291B8">
+      <w:start w:val="1"/>
+      <w:numFmt w:val="bullet"/>
+      <w:lvlText w:val="●"/>
+      <w:lvlJc w:val="left"/>
+      <w:pPr>
+        <w:ind w:left="5760" w:hanging="360"/>
+      </w:pPr>
+    </w:lvl>
+    <w:lvl w:ilvl="8" w:tplc="ABF42A4A">
+      <w:start w:val="1"/>
+      <w:numFmt w:val="bullet"/>
+      <w:lvlText w:val="●"/>
+      <w:lvlJc w:val="left"/>
+      <w:pPr>
+        <w:ind w:left="6480" w:hanging="360"/>
+      </w:pPr>
+    </w:lvl>
+  </w:abstractNum>
+  <w:abstractNum w:abstractNumId="1" w15:restartNumberingAfterBreak="0">
+    <w:nsid w:val="223918AE"/>
+    <w:multiLevelType w:val="hybridMultilevel"/>
+    <w:tmpl w:val="22E6335C"/>
+    <w:lvl w:ilvl="0" w:tplc="A53ECDFC">
       <w:start w:val="1"/>
       <w:numFmt w:val="decimal"/>
       <w:lvlText w:val="%1."/>
@@ -5668,138 +9125,52 @@
         <w:ind w:left="720" w:hanging="360"/>
       </w:pPr>
     </w:lvl>
-    <w:lvl w:ilvl="1" w:tplc="57ACB40E">
+    <w:lvl w:ilvl="1" w:tplc="C2EEC160">
       <w:numFmt w:val="decimal"/>
       <w:lvlText w:val=""/>
       <w:lvlJc w:val="left"/>
     </w:lvl>
-    <w:lvl w:ilvl="2" w:tplc="1C8CB0A2">
+    <w:lvl w:ilvl="2" w:tplc="F6F6C236">
       <w:numFmt w:val="decimal"/>
       <w:lvlText w:val=""/>
       <w:lvlJc w:val="left"/>
     </w:lvl>
-    <w:lvl w:ilvl="3" w:tplc="DCC65914">
+    <w:lvl w:ilvl="3" w:tplc="41E2D3FA">
       <w:numFmt w:val="decimal"/>
       <w:lvlText w:val=""/>
       <w:lvlJc w:val="left"/>
     </w:lvl>
-    <w:lvl w:ilvl="4" w:tplc="B5A05120">
+    <w:lvl w:ilvl="4" w:tplc="D5B4E9B8">
       <w:numFmt w:val="decimal"/>
       <w:lvlText w:val=""/>
       <w:lvlJc w:val="left"/>
     </w:lvl>
-    <w:lvl w:ilvl="5" w:tplc="9E3E5F8E">
+    <w:lvl w:ilvl="5" w:tplc="D726650C">
       <w:numFmt w:val="decimal"/>
       <w:lvlText w:val=""/>
       <w:lvlJc w:val="left"/>
     </w:lvl>
-    <w:lvl w:ilvl="6" w:tplc="580EAE0E">
+    <w:lvl w:ilvl="6" w:tplc="E5825804">
       <w:numFmt w:val="decimal"/>
       <w:lvlText w:val=""/>
       <w:lvlJc w:val="left"/>
     </w:lvl>
-    <w:lvl w:ilvl="7" w:tplc="D160C6B0">
+    <w:lvl w:ilvl="7" w:tplc="0048058C">
       <w:numFmt w:val="decimal"/>
       <w:lvlText w:val=""/>
       <w:lvlJc w:val="left"/>
     </w:lvl>
-    <w:lvl w:ilvl="8" w:tplc="F72AADCE">
+    <w:lvl w:ilvl="8" w:tplc="052CD23C">
       <w:numFmt w:val="decimal"/>
       <w:lvlText w:val=""/>
       <w:lvlJc w:val="left"/>
     </w:lvl>
   </w:abstractNum>
-  <w:abstractNum w:abstractNumId="1" w15:restartNumberingAfterBreak="0">
-    <w:nsid w:val="3EA73C32"/>
+  <w:abstractNum w:abstractNumId="2" w15:restartNumberingAfterBreak="0">
+    <w:nsid w:val="6C7D5328"/>
     <w:multiLevelType w:val="hybridMultilevel"/>
-    <w:tmpl w:val="7480B1E2"/>
-    <w:lvl w:ilvl="0" w:tplc="9EA6BB68">
-      <w:start w:val="1"/>
-      <w:numFmt w:val="bullet"/>
-      <w:lvlText w:val="●"/>
-      <w:lvlJc w:val="left"/>
-      <w:pPr>
-        <w:ind w:left="720" w:hanging="360"/>
-      </w:pPr>
-    </w:lvl>
-    <w:lvl w:ilvl="1" w:tplc="36F6F626">
-      <w:start w:val="1"/>
-      <w:numFmt w:val="bullet"/>
-      <w:lvlText w:val="○"/>
-      <w:lvlJc w:val="left"/>
-      <w:pPr>
-        <w:ind w:left="1440" w:hanging="360"/>
-      </w:pPr>
-    </w:lvl>
-    <w:lvl w:ilvl="2" w:tplc="DA5C9522">
-      <w:start w:val="1"/>
-      <w:numFmt w:val="bullet"/>
-      <w:lvlText w:val="■"/>
-      <w:lvlJc w:val="left"/>
-      <w:pPr>
-        <w:ind w:left="2160" w:hanging="360"/>
-      </w:pPr>
-    </w:lvl>
-    <w:lvl w:ilvl="3" w:tplc="B344EC2C">
-      <w:start w:val="1"/>
-      <w:numFmt w:val="bullet"/>
-      <w:lvlText w:val="●"/>
-      <w:lvlJc w:val="left"/>
-      <w:pPr>
-        <w:ind w:left="2880" w:hanging="360"/>
-      </w:pPr>
-    </w:lvl>
-    <w:lvl w:ilvl="4" w:tplc="07303B5E">
-      <w:start w:val="1"/>
-      <w:numFmt w:val="bullet"/>
-      <w:lvlText w:val="○"/>
-      <w:lvlJc w:val="left"/>
-      <w:pPr>
-        <w:ind w:left="3600" w:hanging="360"/>
-      </w:pPr>
-    </w:lvl>
-    <w:lvl w:ilvl="5" w:tplc="FD5C408A">
-      <w:start w:val="1"/>
-      <w:numFmt w:val="bullet"/>
-      <w:lvlText w:val="■"/>
-      <w:lvlJc w:val="left"/>
-      <w:pPr>
-        <w:ind w:left="4320" w:hanging="360"/>
-      </w:pPr>
-    </w:lvl>
-    <w:lvl w:ilvl="6" w:tplc="54FCC6C4">
-      <w:start w:val="1"/>
-      <w:numFmt w:val="bullet"/>
-      <w:lvlText w:val="●"/>
-      <w:lvlJc w:val="left"/>
-      <w:pPr>
-        <w:ind w:left="5040" w:hanging="360"/>
-      </w:pPr>
-    </w:lvl>
-    <w:lvl w:ilvl="7" w:tplc="0A1C3978">
-      <w:start w:val="1"/>
-      <w:numFmt w:val="bullet"/>
-      <w:lvlText w:val="●"/>
-      <w:lvlJc w:val="left"/>
-      <w:pPr>
-        <w:ind w:left="5760" w:hanging="360"/>
-      </w:pPr>
-    </w:lvl>
-    <w:lvl w:ilvl="8" w:tplc="FA042CD4">
-      <w:start w:val="1"/>
-      <w:numFmt w:val="bullet"/>
-      <w:lvlText w:val="●"/>
-      <w:lvlJc w:val="left"/>
-      <w:pPr>
-        <w:ind w:left="6480" w:hanging="360"/>
-      </w:pPr>
-    </w:lvl>
-  </w:abstractNum>
-  <w:abstractNum w:abstractNumId="2" w15:restartNumberingAfterBreak="0">
-    <w:nsid w:val="5C840244"/>
-    <w:multiLevelType w:val="hybridMultilevel"/>
-    <w:tmpl w:val="13D2B716"/>
-    <w:lvl w:ilvl="0" w:tplc="5E94ECF8">
+    <w:tmpl w:val="B6EE78E2"/>
+    <w:lvl w:ilvl="0" w:tplc="D744EA2A">
       <w:start w:val="1"/>
       <w:numFmt w:val="bullet"/>
       <w:lvlText w:val="•"/>
@@ -5808,49 +9179,49 @@
         <w:ind w:left="720" w:hanging="360"/>
       </w:pPr>
     </w:lvl>
-    <w:lvl w:ilvl="1" w:tplc="80420C18">
+    <w:lvl w:ilvl="1" w:tplc="E94E194A">
       <w:numFmt w:val="decimal"/>
       <w:lvlText w:val=""/>
       <w:lvlJc w:val="left"/>
     </w:lvl>
-    <w:lvl w:ilvl="2" w:tplc="778EEF3A">
+    <w:lvl w:ilvl="2" w:tplc="8160C374">
       <w:numFmt w:val="decimal"/>
       <w:lvlText w:val=""/>
       <w:lvlJc w:val="left"/>
     </w:lvl>
-    <w:lvl w:ilvl="3" w:tplc="1CBE25B4">
+    <w:lvl w:ilvl="3" w:tplc="D48E08F4">
       <w:numFmt w:val="decimal"/>
       <w:lvlText w:val=""/>
       <w:lvlJc w:val="left"/>
     </w:lvl>
-    <w:lvl w:ilvl="4" w:tplc="C144D260">
+    <w:lvl w:ilvl="4" w:tplc="B762CCE8">
       <w:numFmt w:val="decimal"/>
       <w:lvlText w:val=""/>
       <w:lvlJc w:val="left"/>
     </w:lvl>
-    <w:lvl w:ilvl="5" w:tplc="4FE8000C">
+    <w:lvl w:ilvl="5" w:tplc="7494DB00">
       <w:numFmt w:val="decimal"/>
       <w:lvlText w:val=""/>
       <w:lvlJc w:val="left"/>
     </w:lvl>
-    <w:lvl w:ilvl="6" w:tplc="084239C6">
+    <w:lvl w:ilvl="6" w:tplc="1EA4E21C">
       <w:numFmt w:val="decimal"/>
       <w:lvlText w:val=""/>
       <w:lvlJc w:val="left"/>
     </w:lvl>
-    <w:lvl w:ilvl="7" w:tplc="ADC4D0D0">
+    <w:lvl w:ilvl="7" w:tplc="E98E6E9C">
       <w:numFmt w:val="decimal"/>
       <w:lvlText w:val=""/>
       <w:lvlJc w:val="left"/>
     </w:lvl>
-    <w:lvl w:ilvl="8" w:tplc="459A834C">
+    <w:lvl w:ilvl="8" w:tplc="CFB28006">
       <w:numFmt w:val="decimal"/>
       <w:lvlText w:val=""/>
       <w:lvlJc w:val="left"/>
     </w:lvl>
   </w:abstractNum>
-  <w:num w:numId="1" w16cid:durableId="1376541890">
-    <w:abstractNumId w:val="1"/>
+  <w:num w:numId="1" w16cid:durableId="308369795">
+    <w:abstractNumId w:val="0"/>
     <w:lvlOverride w:ilvl="0">
       <w:startOverride w:val="1"/>
     </w:lvlOverride>
@@ -6475,7 +9846,7 @@
     <w:autoRedefine/>
     <w:uiPriority w:val="39"/>
     <w:unhideWhenUsed/>
-    <w:rsid w:val="006E7256"/>
+    <w:rsid w:val="000D1C05"/>
     <w:pPr>
       <w:spacing w:after="100"/>
     </w:pPr>
